--- a/docs/MeshCap_최종리포트.docx
+++ b/docs/MeshCap_최종리포트.docx
@@ -91,7 +91,7 @@
         <w:rPr>
           <w:sz w:val="22"/>
         </w:rPr>
-        <w:t xml:space="preserve">생성형 3D 서비스가 만든 캐릭터는 화면에서는 완결되어 보이지만 슬라이서에 넣는 순간 막힙니다. 이 연구는 그 원인을 메시 위상 수준에서 분해하고, 구멍을 크기·평면성·방향에 따라 다른 방식으로 메우는 브라우저 도구를 만들어 정량 검증했습니다. 결함 대조군 5종에서 출력 적합성 점수가 무처리 평균 43점에서 99점으로 올랐습니다.</w:t>
+        <w:t xml:space="preserve">생성형 3D 서비스가 만든 캐릭터는 화면에서는 완결되어 보이지만 슬라이서에 넣는 순간 막힙니다. 이 연구는 그 원인을 메시 위상 수준에서 분해하고, 구멍을 크기·평면성·방향에 따라 다른 방식으로 메우는 브라우저 도구를 만들어 정량 검증했습니다. 결함 대조군 5종에서 출력 적합성 점수가 무처리 평균 43점에서 98점으로 올랐습니다.</w:t>
       </w:r>
     </w:p>
     <w:p>
@@ -246,18 +246,29 @@
         <w:rPr>
           <w:sz w:val="22"/>
         </w:rPr>
-        <w:t xml:space="preserve">둘째, 처리 순서가 결과를 가릅니다. 감는 방향이 뒤집힌 면이 구멍 테두리에 닿아 있으면 그 지점에서 경계의 진행 방향이 반대로 뒤집혀, 하나였던 구멍이 여러 개의 열린 사슬로 쪼개집니다. 열린 사슬은 어디까지가 구멍인지 확정할 수 없어 메울 수 없습니다. 법선 정렬을 구멍 탐지 뒤에 두었을 때 40점에서 멈추던 모델이, 앞으로 옮기자 100점으로 완전히 밀폐되었습니다.</w:t>
-      </w:r>
-    </w:p>
-    <w:p>
-      <w:pPr>
-        <w:spacing w:after="160"/>
-      </w:pPr>
-      <w:r>
-        <w:rPr>
-          <w:sz w:val="22"/>
-        </w:rPr>
-        <w:t xml:space="preserve">셋째, 모든 구멍을 같은 방법으로 메우면 안 됩니다. 피규어 바닥의 큰 개구부를 중심점 부채꼴로 메우면 가운데가 원뿔처럼 솟아 서포트가 붙고, 반대로 표면의 작은 구멍을 평면으로 메우면 바깥으로 튀어나옵니다. 크기와 평면성, 방향을 먼저 재고 전략을 나누는 것이 이 도구의 핵심 기여입니다.</w:t>
+        <w:t xml:space="preserve">둘째, 구멍의 테두리를 무엇으로 정의하느냐가 실제 모델에서 성패를 가릅니다. 흔히 쓰는 정의인 '한 면만 접한 에지'로는 면 셋이 한 에지를 공유하는 비다양체 지점에서 순회가 끊깁니다. 실제 Meshy 출력물 하나에서 비다양체 에지 93개 때문에 경계 정점 178개 중 117개의 차수가 어긋났고, 테두리가 전부 끊긴 사슬로 잡혀 한 곳도 메울 수 없었습니다. 기준을 '반대 방향 짝을 찾지 못한 half-edge'로 바꾸자 같은 모델의 테두리 59개가 모두 닫혔습니다.</w:t>
+      </w:r>
+    </w:p>
+    <w:p>
+      <w:pPr>
+        <w:spacing w:after="160"/>
+      </w:pPr>
+      <w:r>
+        <w:rPr>
+          <w:sz w:val="22"/>
+        </w:rPr>
+        <w:t xml:space="preserve">셋째, 처리 순서가 결과를 가릅니다. 감는 방향이 뒤집힌 면은 자기 에지 세 개의 방향 짝을 깨뜨리므로, 멀쩡히 막혀 있는 자리에 짝 없는 half-edge를 남깁니다. 탐지기 눈에는 구멍으로 보이고, 그대로 메우면 막힌 표면 위에 없는 면이 덧붙습니다. 대조군에서 정렬 전에는 테두리가 86개로 잡히지만 방향을 맞추고 나면 실제 구멍은 4개뿐이었습니다.</w:t>
+      </w:r>
+    </w:p>
+    <w:p>
+      <w:pPr>
+        <w:spacing w:after="160"/>
+      </w:pPr>
+      <w:r>
+        <w:rPr>
+          <w:sz w:val="22"/>
+        </w:rPr>
+        <w:t xml:space="preserve">넷째, 모든 구멍을 같은 방법으로 메우면 안 됩니다. 피규어 바닥의 큰 개구부를 중심점 부채꼴로 메우면 가운데가 원뿔처럼 솟아 서포트가 붙고, 반대로 표면의 작은 구멍을 평면으로 메우면 바깥으로 튀어나옵니다. 크기와 평면성, 방향을 먼저 재고 전략을 나누는 것이 이 도구의 핵심 기여입니다.</w:t>
       </w:r>
     </w:p>
     <w:p>
@@ -281,7 +292,7 @@
         <w:rPr>
           <w:sz w:val="22"/>
         </w:rPr>
-        <w:t xml:space="preserve">결함 유형을 단계별로 심은 대조군 5종에서, 무처리 상태의 출력 적합성 점수는 평균 43점이었고 MeshCap 처리 후 평균 99점이 되었습니다. 가장 결함이 심한 모델은 구멍 46개를 모두 닫고 96점에 도달했으며, 전체 처리에 28.16밀리초가 걸렸습니다.</w:t>
+        <w:t xml:space="preserve">결함 유형을 단계별로 심은 대조군 5종에서, 무처리 상태의 출력 적합성 점수는 평균 43점이었고 MeshCap 처리 후 평균 98점이 되었습니다. 가장 결함이 심한 모델은 구멍 472개를 모두 닫고 88점에 도달했으며, 전체 처리에 30.18밀리초가 걸렸습니다.</w:t>
       </w:r>
     </w:p>
     <w:p>
@@ -1251,51 +1262,51 @@
           <w:b/>
           <w:sz w:val="28"/>
         </w:rPr>
-        <w:t xml:space="preserve">5.3 법선 정렬이 먼저여야 하는 이유</w:t>
-      </w:r>
-    </w:p>
-    <w:p>
-      <w:pPr>
-        <w:spacing w:after="160"/>
-      </w:pPr>
-      <w:r>
-        <w:rPr>
-          <w:sz w:val="22"/>
-        </w:rPr>
-        <w:t xml:space="preserve">이 순서는 처음에 반대로 두었다가 바로잡은 부분이고, 본 연구에서 가장 실용적인 발견입니다.</w:t>
-      </w:r>
-    </w:p>
-    <w:p>
-      <w:pPr>
-        <w:spacing w:after="160"/>
-      </w:pPr>
-      <w:r>
-        <w:rPr>
-          <w:sz w:val="22"/>
-        </w:rPr>
-        <w:t xml:space="preserve">테두리를 복원할 때는 경계 에지를 방향에 따라 이어 붙입니다. 정상적인 표면에서는 모든 경계 정점에서 들어오는 경계 에지와 나가는 경계 에지가 하나씩 짝을 이루므로 추적이 반드시 시작점으로 돌아옵니다. 그런데 감는 방향이 뒤집힌 면이 테두리에 닿아 있으면 그 자리에서 진행 방향이 반대가 되어 짝이 깨집니다. 추적은 갈 곳을 잃고 멈추며, 남은 조각들은 각각 별개의 열린 사슬로 잡힙니다.</w:t>
-      </w:r>
-    </w:p>
-    <w:p>
-      <w:pPr>
-        <w:spacing w:after="160"/>
-      </w:pPr>
-      <w:r>
-        <w:rPr>
-          <w:sz w:val="22"/>
-        </w:rPr>
-        <w:t xml:space="preserve">열린 사슬은 시작과 끝이 만나지 않으므로 어디까지가 구멍인지 확정할 수 없고, 임의로 이어 붙이면 엉뚱한 면이 생깁니다. 따라서 메우지 않고 건너뛰게 되며 결과적으로 구멍이 그대로 남습니다. 뒤집힌 면을 섞어 둔 대조군에서 정렬을 나중에 하면 40점에서 멈추지만, 앞으로 옮기면 같은 모델이 100점으로 완전히 밀폐됩니다.</w:t>
-      </w:r>
-    </w:p>
-    <w:p>
-      <w:pPr>
-        <w:spacing w:after="160"/>
-      </w:pPr>
-      <w:r>
-        <w:rPr>
-          <w:sz w:val="22"/>
-        </w:rPr>
-        <w:t xml:space="preserve">다만 방향 통일과 바깥 방향 맞추기는 다른 일입니다. 이웃 면끼리 방향을 맞추는 전파는 열린 메시에서도 되지만, 껍질이 안팎 중 어디를 향하는지는 부호 있는 부피로 판정하므로 닫힌 뒤에야 의미가 있습니다. 그래서 전파는 구멍 탐지 앞에, 바깥 방향 판정은 구멍을 다 메운 뒤에 둡니다. 이 절제 실험은 저장소의 테스트로 고정해 두어 순서를 되돌리면 테스트가 실패합니다.</w:t>
+        <w:t xml:space="preserve">5.3 테두리를 무엇으로 정의할 것인가</w:t>
+      </w:r>
+    </w:p>
+    <w:p>
+      <w:pPr>
+        <w:spacing w:after="160"/>
+      </w:pPr>
+      <w:r>
+        <w:rPr>
+          <w:sz w:val="22"/>
+        </w:rPr>
+        <w:t xml:space="preserve">구멍의 테두리는 한 면만 접한 에지를 모아 이으면 된다고 보는 것이 보통입니다. 합성 대조군에서는 이 정의로 충분했지만, 실제 서비스 출력물에 적용하자 곧바로 무너졌습니다.</w:t>
+      </w:r>
+    </w:p>
+    <w:p>
+      <w:pPr>
+        <w:spacing w:after="160"/>
+      </w:pPr>
+      <w:r>
+        <w:rPr>
+          <w:sz w:val="22"/>
+        </w:rPr>
+        <w:t xml:space="preserve">문제는 면 셋이 한 에지를 공유하는 비다양체 지점입니다. 그런 에지는 접한 면이 셋이므로 어느 정의로도 경계가 아니지만, 테두리를 따라가던 순회는 바로 그 자리에서 다음으로 갈 에지를 찾지 못합니다. 삼백만 삼각형짜리 Meshy 출력물에서 비다양체 에지 93개 때문에 경계 정점 178개 중 117개의 진입 차수와 진출 차수가 어긋났고, 테두리 전부가 끊긴 사슬로 잡혀 한 곳도 메울 수 없었습니다.</w:t>
+      </w:r>
+    </w:p>
+    <w:p>
+      <w:pPr>
+        <w:spacing w:after="160"/>
+      </w:pPr>
+      <w:r>
+        <w:rPr>
+          <w:sz w:val="22"/>
+        </w:rPr>
+        <w:t xml:space="preserve">기준을 바꿔 반대 방향 짝을 찾지 못하고 남은 half-edge를 모으면 이 문제가 정의상 사라집니다. 삼각형 하나는 세 방향 에지가 순환을 이루므로 각 정점에 진입 하나와 진출 하나를 줍니다. 따라서 전체 half-edge 집합은 모든 정점에서 차수가 균형을 이룹니다. 어떤 에지에서 반대 방향끼리 짝을 지우면 양 끝 정점의 진입과 진출이 똑같은 수만큼 줄어들므로 균형이 그대로 유지됩니다. 균형 잡힌 유향 그래프는 반드시 서로소인 순환들로 분해되므로, 남은 half-edge를 모으면 순회가 어디서도 끊기지 않습니다.</w:t>
+      </w:r>
+    </w:p>
+    <w:p>
+      <w:pPr>
+        <w:spacing w:after="160"/>
+      </w:pPr>
+      <w:r>
+        <w:rPr>
+          <w:sz w:val="22"/>
+        </w:rPr>
+        <w:t xml:space="preserve">같은 Meshy 모델의 테두리 59개가 이 기준에서는 모두 닫혔고 경계 에지 120개가 0개가 되었습니다. 대신 비다양체 에지가 93개에서 95개로 늘었습니다. 면 셋이 공유하던 에지를 메우면 그 에지에 면이 하나 더 붙기 때문입니다. 표면을 닫는 것과 다양체로 만드는 것을 맞바꾼 셈이고, 채점에서 두 항목을 따로 둔 이유이기도 합니다.</w:t>
       </w:r>
     </w:p>
     <w:p>
@@ -1308,7 +1319,64 @@
           <w:b/>
           <w:sz w:val="28"/>
         </w:rPr>
-        <w:t xml:space="preserve">5.4 구멍 분류</w:t>
+        <w:t xml:space="preserve">5.4 법선 정렬이 먼저여야 하는 이유</w:t>
+      </w:r>
+    </w:p>
+    <w:p>
+      <w:pPr>
+        <w:spacing w:after="160"/>
+      </w:pPr>
+      <w:r>
+        <w:rPr>
+          <w:sz w:val="22"/>
+        </w:rPr>
+        <w:t xml:space="preserve">테두리를 짝 없는 half-edge로 정의하고 나면 감는 방향이 곧바로 문제가 됩니다. 뒤집힌 면은 자기 에지 세 개에서 방향 짝을 깨뜨립니다. 그 자리는 멀쩡히 막혀 있는데도 짝을 찾지 못한 half-edge가 남으므로 탐지기 눈에는 구멍으로 보입니다.</w:t>
+      </w:r>
+    </w:p>
+    <w:p>
+      <w:pPr>
+        <w:spacing w:after="160"/>
+      </w:pPr>
+      <w:r>
+        <w:rPr>
+          <w:sz w:val="22"/>
+        </w:rPr>
+        <w:t xml:space="preserve">그대로 메우면 없는 구멍을 막게 됩니다. 실제로는 막혀 있는 표면 위에 면이 한 겹 더 덧붙어 부피가 달라지고 비다양체 에지가 늘어납니다. 구멍을 못 메우고 남기는 것보다 나쁩니다. 뒤집힌 면을 섞어 둔 대조군에서 정렬 전에는 테두리가 86개로 잡히지만, 방향을 맞추고 나면 실제 구멍은 4개뿐입니다. 나머지는 전부 허상이고 점수도 75점과 100점으로 갈립니다.</w:t>
+      </w:r>
+    </w:p>
+    <w:p>
+      <w:pPr>
+        <w:spacing w:after="160"/>
+      </w:pPr>
+      <w:r>
+        <w:rPr>
+          <w:sz w:val="22"/>
+        </w:rPr>
+        <w:t xml:space="preserve">다만 방향 통일과 바깥 방향 맞추기는 다른 일입니다. 이웃 면끼리 방향을 맞추는 전파는 열린 메시에서도 되지만, 껍질이 안팎 중 어디를 향하는지는 부호 있는 부피로 판정하므로 닫힌 뒤에야 의미가 있습니다. 그래서 전파는 구멍 탐지 앞에, 바깥 방향 판정은 구멍을 다 메운 뒤에 둡니다. 이 절제 실험은 저장소의 테스트로 고정해 두어 순서를 되돌리면 테스트가 실패합니다.</w:t>
+      </w:r>
+    </w:p>
+    <w:p>
+      <w:pPr>
+        <w:spacing w:after="160"/>
+      </w:pPr>
+      <w:r>
+        <w:rPr>
+          <w:sz w:val="22"/>
+        </w:rPr>
+        <w:t xml:space="preserve">뚜껑을 붙이는 것도 한 번으로 끝나지 않습니다. 새로 만든 면의 테두리가 기존 표면과 완전히 맞물리지 않으면 그 자리에 다시 작은 틈이 남고, 비다양체 지점 근처에서 특히 자주 생깁니다. 삼백만 삼각형짜리 모델에서는 두 번째 회차까지 돌아야 경계 에지가 0이 되었습니다. 그래서 남은 틈이 없어지거나 더 줄지 않을 때까지 반복합니다.</w:t>
+      </w:r>
+    </w:p>
+    <w:p>
+      <w:pPr>
+        <w:pStyle w:val="Heading2"/>
+        <w:spacing w:before="280" w:after="120"/>
+      </w:pPr>
+      <w:r>
+        <w:rPr>
+          <w:b/>
+          <w:sz w:val="28"/>
+        </w:rPr>
+        <w:t xml:space="preserve">5.5 구멍 분류</w:t>
       </w:r>
     </w:p>
     <w:p>
@@ -1683,7 +1751,7 @@
           <w:b/>
           <w:sz w:val="28"/>
         </w:rPr>
-        <w:t xml:space="preserve">5.5 네 가지 메우기 전략</w:t>
+        <w:t xml:space="preserve">5.6 네 가지 메우기 전략</w:t>
       </w:r>
     </w:p>
     <w:p>
@@ -1751,7 +1819,7 @@
           <w:b/>
           <w:sz w:val="28"/>
         </w:rPr>
-        <w:t xml:space="preserve">5.6 검증과 채점</w:t>
+        <w:t xml:space="preserve">5.7 검증과 채점</w:t>
       </w:r>
     </w:p>
     <w:p>
@@ -2450,7 +2518,7 @@
               <w:rPr>
                 <w:sz w:val="20"/>
               </w:rPr>
-              <w:t xml:space="preserve">99</w:t>
+              <w:t xml:space="preserve">100</w:t>
             </w:r>
           </w:p>
         </w:tc>
@@ -2520,7 +2588,7 @@
               <w:rPr>
                 <w:sz w:val="20"/>
               </w:rPr>
-              <w:t xml:space="preserve">39</w:t>
+              <w:t xml:space="preserve">25</w:t>
             </w:r>
           </w:p>
         </w:tc>
@@ -2533,7 +2601,7 @@
               <w:rPr>
                 <w:sz w:val="20"/>
               </w:rPr>
-              <w:t xml:space="preserve">40</w:t>
+              <w:t xml:space="preserve">75</w:t>
             </w:r>
           </w:p>
         </w:tc>
@@ -2698,7 +2766,7 @@
               <w:rPr>
                 <w:sz w:val="20"/>
               </w:rPr>
-              <w:t xml:space="preserve">34</w:t>
+              <w:t xml:space="preserve">25</w:t>
             </w:r>
           </w:p>
         </w:tc>
@@ -2711,7 +2779,7 @@
               <w:rPr>
                 <w:sz w:val="20"/>
               </w:rPr>
-              <w:t xml:space="preserve">34</w:t>
+              <w:t xml:space="preserve">75</w:t>
             </w:r>
           </w:p>
         </w:tc>
@@ -2726,7 +2794,7 @@
                 <w:color w:val="1F6F3D"/>
                 <w:sz w:val="20"/>
               </w:rPr>
-              <w:t xml:space="preserve">96</w:t>
+              <w:t xml:space="preserve">88</w:t>
             </w:r>
           </w:p>
         </w:tc>
@@ -2757,7 +2825,7 @@
             <wp:cNvGraphicFramePr/>
             <a:graphic>
               <a:graphicData uri="http://schemas.openxmlformats.org/drawingml/2006/chart">
-                <c:chart xmlns:c="http://schemas.openxmlformats.org/drawingml/2006/chart" r:id="R6bb603d80bf6405c"/>
+                <c:chart xmlns:c="http://schemas.openxmlformats.org/drawingml/2006/chart" r:id="R3315fd05d8774647"/>
               </a:graphicData>
             </a:graphic>
           </wp:inline>
@@ -2821,7 +2889,7 @@
         <w:rPr>
           <w:sz w:val="22"/>
         </w:rPr>
-        <w:t xml:space="preserve">차이가 벌어지는 곳은 나머지 세 행입니다. 결함 합성 회전체는 뒤집힌 면 때문에 테두리가 조각나 순진한 방식이 40점에서 멈추지만 MeshCap은 100점에 도달합니다. 물결 개구부 튜브는 용접으로는 아무것도 나아지지 않다가 삼각화 단계에서 비로소 해결됩니다. 복합 결함 구는 구멍 46개와 뒤집힌 면이 겹쳐 순진한 방식이 34점에 머무는 반면 MeshCap은 96점을 기록했습니다.</w:t>
+        <w:t xml:space="preserve">차이가 벌어지는 곳은 나머지 세 행입니다. 결함 합성 회전체는 뒤집힌 면 때문에 테두리가 조각나 순진한 방식이 75점에서 멈추지만 MeshCap은 100점에 도달합니다. 물결 개구부 튜브는 용접으로는 아무것도 나아지지 않다가 삼각화 단계에서 비로소 해결됩니다. 복합 결함 구는 구멍 472개와 뒤집힌 면이 겹쳐 순진한 방식이 34점에 머무는 반면 MeshCap은 88점을 기록했습니다.</w:t>
       </w:r>
     </w:p>
     <w:p>
@@ -2843,7 +2911,7 @@
         <w:rPr>
           <w:sz w:val="22"/>
         </w:rPr>
-        <w:t xml:space="preserve">처리 시간은 가장 무거운 대조군에서도 28.16밀리초로, 브라우저에서 즉시 반응하는 수준입니다.</w:t>
+        <w:t xml:space="preserve">처리 시간은 가장 무거운 대조군에서도 30.18밀리초로, 브라우저에서 즉시 반응하는 수준입니다.</w:t>
       </w:r>
     </w:p>
     <w:p>
@@ -2892,7 +2960,7 @@
                     <pic:cNvPicPr/>
                   </pic:nvPicPr>
                   <pic:blipFill>
-                    <a:blip r:embed="Rc65f8a0584344b99" cstate="print"/>
+                    <a:blip r:embed="R64dc3597c2c441a0" cstate="print"/>
                     <a:stretch>
                       <a:fillRect/>
                     </a:stretch>
@@ -2949,7 +3017,7 @@
                     <pic:cNvPicPr/>
                   </pic:nvPicPr>
                   <pic:blipFill>
-                    <a:blip r:embed="Rfc057b84eb4d4aaa" cstate="print"/>
+                    <a:blip r:embed="R376eaaa3993e43fe" cstate="print"/>
                     <a:stretch>
                       <a:fillRect/>
                     </a:stretch>
@@ -3006,7 +3074,7 @@
                     <pic:cNvPicPr/>
                   </pic:nvPicPr>
                   <pic:blipFill>
-                    <a:blip r:embed="Rf55af2d4ec334afb" cstate="print"/>
+                    <a:blip r:embed="R7550598615b146d1" cstate="print"/>
                     <a:stretch>
                       <a:fillRect/>
                     </a:stretch>
@@ -3063,7 +3131,7 @@
                     <pic:cNvPicPr/>
                   </pic:nvPicPr>
                   <pic:blipFill>
-                    <a:blip r:embed="R5bd5e90ff9fb49b3" cstate="print"/>
+                    <a:blip r:embed="R21fae2189e2141bd" cstate="print"/>
                     <a:stretch>
                       <a:fillRect/>
                     </a:stretch>
@@ -3120,7 +3188,7 @@
                     <pic:cNvPicPr/>
                   </pic:nvPicPr>
                   <pic:blipFill>
-                    <a:blip r:embed="Rbe08949ba1234790" cstate="print"/>
+                    <a:blip r:embed="R58e99bd2d78746ac" cstate="print"/>
                     <a:stretch>
                       <a:fillRect/>
                     </a:stretch>
@@ -3192,13 +3260,417 @@
     </w:p>
     <w:p>
       <w:pPr>
-        <w:spacing w:after="160"/>
-      </w:pPr>
-      <w:r>
-        <w:rPr>
-          <w:sz w:val="22"/>
-        </w:rPr>
-        <w:t xml:space="preserve">본 리포트 작성 시점에는 합성 대조군 측정까지 완료했으며, 두 서비스의 실측 데이터는 2026년 8월 20일 생성분으로 채웁니다.</w:t>
+        <w:spacing w:after="200"/>
+      </w:pPr>
+      <w:r>
+        <w:rPr>
+          <w:sz w:val="22"/>
+        </w:rPr>
+        <w:t xml:space="preserve">콘셉트 세 종의 체계적인 비교는 2026년 8월 20일 생성분으로 채웁니다. 다만 알고리즘 검증을 위해 두 서비스의 출력물을 각각 한 점씩 미리 받아 돌려 보았고, 그 결과가 아래입니다. 합성 대조군에서는 드러나지 않던 문제가 여기서 나왔기 때문에 5.3절의 설계 변경으로 이어졌습니다.</w:t>
+      </w:r>
+    </w:p>
+    <w:tbl>
+      <w:tblPr>
+        <w:tblW w:w="5000" w:type="pct"/>
+        <w:tblBorders>
+          <w:top w:val="single" w:sz="4"/>
+          <w:left w:val="single" w:sz="4"/>
+          <w:bottom w:val="single" w:sz="4"/>
+          <w:right w:val="single" w:sz="4"/>
+          <w:insideH w:val="single" w:sz="4"/>
+          <w:insideV w:val="single" w:sz="4"/>
+        </w:tblBorders>
+      </w:tblPr>
+      <w:tblGrid>
+        <w:gridCol w:w="3008"/>
+        <w:gridCol w:w="3008"/>
+        <w:gridCol w:w="3008"/>
+      </w:tblGrid>
+      <w:tr>
+        <w:trPr>
+          <w:tblHeader/>
+        </w:trPr>
+        <w:tc>
+          <w:tcPr>
+            <w:shd w:val="clear" w:fill="1F3A5F"/>
+          </w:tcPr>
+          <w:p>
+            <w:r>
+              <w:rPr>
+                <w:b/>
+                <w:color w:val="FFFFFF"/>
+                <w:sz w:val="21"/>
+              </w:rPr>
+              <w:t xml:space="preserve">지표</w:t>
+            </w:r>
+          </w:p>
+        </w:tc>
+        <w:tc>
+          <w:tcPr>
+            <w:shd w:val="clear" w:fill="1F3A5F"/>
+          </w:tcPr>
+          <w:p>
+            <w:r>
+              <w:rPr>
+                <w:b/>
+                <w:color w:val="FFFFFF"/>
+                <w:sz w:val="21"/>
+              </w:rPr>
+              <w:t xml:space="preserve">Meshy 출력물</w:t>
+            </w:r>
+          </w:p>
+        </w:tc>
+        <w:tc>
+          <w:tcPr>
+            <w:shd w:val="clear" w:fill="1F3A5F"/>
+          </w:tcPr>
+          <w:p>
+            <w:r>
+              <w:rPr>
+                <w:b/>
+                <w:color w:val="FFFFFF"/>
+                <w:sz w:val="21"/>
+              </w:rPr>
+              <w:t xml:space="preserve">Tripo 출력물</w:t>
+            </w:r>
+          </w:p>
+        </w:tc>
+      </w:tr>
+      <w:tr>
+        <w:trPr/>
+        <w:tc>
+          <w:p>
+            <w:r>
+              <w:rPr>
+                <w:sz w:val="21"/>
+              </w:rPr>
+              <w:t xml:space="preserve">파일 크기</w:t>
+            </w:r>
+          </w:p>
+        </w:tc>
+        <w:tc>
+          <w:p>
+            <w:pPr>
+              <w:jc w:val="right"/>
+            </w:pPr>
+            <w:r>
+              <w:rPr>
+                <w:sz w:val="21"/>
+              </w:rPr>
+              <w:t xml:space="preserve">147 MB</w:t>
+            </w:r>
+          </w:p>
+        </w:tc>
+        <w:tc>
+          <w:p>
+            <w:pPr>
+              <w:jc w:val="right"/>
+            </w:pPr>
+            <w:r>
+              <w:rPr>
+                <w:sz w:val="21"/>
+              </w:rPr>
+              <w:t xml:space="preserve">90 MB</w:t>
+            </w:r>
+          </w:p>
+        </w:tc>
+      </w:tr>
+      <w:tr>
+        <w:trPr/>
+        <w:tc>
+          <w:tcPr>
+            <w:shd w:val="clear" w:fill="EEF2F7"/>
+          </w:tcPr>
+          <w:p>
+            <w:r>
+              <w:rPr>
+                <w:sz w:val="21"/>
+              </w:rPr>
+              <w:t xml:space="preserve">삼각형</w:t>
+            </w:r>
+          </w:p>
+        </w:tc>
+        <w:tc>
+          <w:tcPr>
+            <w:shd w:val="clear" w:fill="EEF2F7"/>
+          </w:tcPr>
+          <w:p>
+            <w:pPr>
+              <w:jc w:val="right"/>
+            </w:pPr>
+            <w:r>
+              <w:rPr>
+                <w:sz w:val="21"/>
+              </w:rPr>
+              <w:t xml:space="preserve">3,092,042</w:t>
+            </w:r>
+          </w:p>
+        </w:tc>
+        <w:tc>
+          <w:tcPr>
+            <w:shd w:val="clear" w:fill="EEF2F7"/>
+          </w:tcPr>
+          <w:p>
+            <w:pPr>
+              <w:jc w:val="right"/>
+            </w:pPr>
+            <w:r>
+              <w:rPr>
+                <w:sz w:val="21"/>
+              </w:rPr>
+              <w:t xml:space="preserve">1,896,054</w:t>
+            </w:r>
+          </w:p>
+        </w:tc>
+      </w:tr>
+      <w:tr>
+        <w:trPr/>
+        <w:tc>
+          <w:p>
+            <w:r>
+              <w:rPr>
+                <w:sz w:val="21"/>
+              </w:rPr>
+              <w:t xml:space="preserve">용접으로 병합된 정점</w:t>
+            </w:r>
+          </w:p>
+        </w:tc>
+        <w:tc>
+          <w:p>
+            <w:pPr>
+              <w:jc w:val="right"/>
+            </w:pPr>
+            <w:r>
+              <w:rPr>
+                <w:sz w:val="21"/>
+              </w:rPr>
+              <w:t xml:space="preserve">7,731,317 (83%)</w:t>
+            </w:r>
+          </w:p>
+        </w:tc>
+        <w:tc>
+          <w:p>
+            <w:pPr>
+              <w:jc w:val="right"/>
+            </w:pPr>
+            <w:r>
+              <w:rPr>
+                <w:sz w:val="21"/>
+              </w:rPr>
+              <w:t xml:space="preserve">4,740,187 (83%)</w:t>
+            </w:r>
+          </w:p>
+        </w:tc>
+      </w:tr>
+      <w:tr>
+        <w:trPr/>
+        <w:tc>
+          <w:tcPr>
+            <w:shd w:val="clear" w:fill="EEF2F7"/>
+          </w:tcPr>
+          <w:p>
+            <w:r>
+              <w:rPr>
+                <w:sz w:val="21"/>
+              </w:rPr>
+              <w:t xml:space="preserve">경계 에지 (보정 전 → 후)</w:t>
+            </w:r>
+          </w:p>
+        </w:tc>
+        <w:tc>
+          <w:tcPr>
+            <w:shd w:val="clear" w:fill="EEF2F7"/>
+          </w:tcPr>
+          <w:p>
+            <w:pPr>
+              <w:jc w:val="right"/>
+            </w:pPr>
+            <w:r>
+              <w:rPr>
+                <w:sz w:val="21"/>
+              </w:rPr>
+              <w:t xml:space="preserve">120 → 0</w:t>
+            </w:r>
+          </w:p>
+        </w:tc>
+        <w:tc>
+          <w:tcPr>
+            <w:shd w:val="clear" w:fill="EEF2F7"/>
+          </w:tcPr>
+          <w:p>
+            <w:pPr>
+              <w:jc w:val="right"/>
+            </w:pPr>
+            <w:r>
+              <w:rPr>
+                <w:sz w:val="21"/>
+              </w:rPr>
+              <w:t xml:space="preserve">14 → 0</w:t>
+            </w:r>
+          </w:p>
+        </w:tc>
+      </w:tr>
+      <w:tr>
+        <w:trPr/>
+        <w:tc>
+          <w:p>
+            <w:r>
+              <w:rPr>
+                <w:sz w:val="21"/>
+              </w:rPr>
+              <w:t xml:space="preserve">비다양체 에지 (보정 전 → 후)</w:t>
+            </w:r>
+          </w:p>
+        </w:tc>
+        <w:tc>
+          <w:p>
+            <w:pPr>
+              <w:jc w:val="right"/>
+            </w:pPr>
+            <w:r>
+              <w:rPr>
+                <w:sz w:val="21"/>
+              </w:rPr>
+              <w:t xml:space="preserve">93 → 95</w:t>
+            </w:r>
+          </w:p>
+        </w:tc>
+        <w:tc>
+          <w:p>
+            <w:pPr>
+              <w:jc w:val="right"/>
+            </w:pPr>
+            <w:r>
+              <w:rPr>
+                <w:sz w:val="21"/>
+              </w:rPr>
+              <w:t xml:space="preserve">9 → 90</w:t>
+            </w:r>
+          </w:p>
+        </w:tc>
+      </w:tr>
+      <w:tr>
+        <w:trPr/>
+        <w:tc>
+          <w:tcPr>
+            <w:shd w:val="clear" w:fill="EEF2F7"/>
+          </w:tcPr>
+          <w:p>
+            <w:r>
+              <w:rPr>
+                <w:sz w:val="21"/>
+              </w:rPr>
+              <w:t xml:space="preserve">출력 적합성 점수</w:t>
+            </w:r>
+          </w:p>
+        </w:tc>
+        <w:tc>
+          <w:tcPr>
+            <w:shd w:val="clear" w:fill="EEF2F7"/>
+          </w:tcPr>
+          <w:p>
+            <w:pPr>
+              <w:jc w:val="right"/>
+            </w:pPr>
+            <w:r>
+              <w:rPr>
+                <w:sz w:val="21"/>
+              </w:rPr>
+              <w:t xml:space="preserve">94 → 96</w:t>
+            </w:r>
+          </w:p>
+        </w:tc>
+        <w:tc>
+          <w:tcPr>
+            <w:shd w:val="clear" w:fill="EEF2F7"/>
+          </w:tcPr>
+          <w:p>
+            <w:pPr>
+              <w:jc w:val="right"/>
+            </w:pPr>
+            <w:r>
+              <w:rPr>
+                <w:sz w:val="21"/>
+              </w:rPr>
+              <w:t xml:space="preserve">97 → 99</w:t>
+            </w:r>
+          </w:p>
+        </w:tc>
+      </w:tr>
+      <w:tr>
+        <w:trPr/>
+        <w:tc>
+          <w:p>
+            <w:r>
+              <w:rPr>
+                <w:sz w:val="21"/>
+              </w:rPr>
+              <w:t xml:space="preserve">브라우저 처리 시간</w:t>
+            </w:r>
+          </w:p>
+        </w:tc>
+        <w:tc>
+          <w:p>
+            <w:pPr>
+              <w:jc w:val="right"/>
+            </w:pPr>
+            <w:r>
+              <w:rPr>
+                <w:sz w:val="21"/>
+              </w:rPr>
+              <w:t xml:space="preserve">약 7초</w:t>
+            </w:r>
+          </w:p>
+        </w:tc>
+        <w:tc>
+          <w:p>
+            <w:pPr>
+              <w:jc w:val="right"/>
+            </w:pPr>
+            <w:r>
+              <w:rPr>
+                <w:sz w:val="21"/>
+              </w:rPr>
+              <w:t xml:space="preserve">약 4초</w:t>
+            </w:r>
+          </w:p>
+        </w:tc>
+      </w:tr>
+    </w:tbl>
+    <w:p>
+      <w:pPr>
+        <w:spacing w:before="120" w:after="280"/>
+        <w:jc w:val="center"/>
+      </w:pPr>
+      <w:r>
+        <w:rPr>
+          <w:i/>
+          <w:color w:val="7C8593"/>
+          <w:sz w:val="19"/>
+        </w:rPr>
+        <w:t xml:space="preserve">표 6. 실제 서비스 출력물 예비 측정 결과</w:t>
+      </w:r>
+    </w:p>
+    <w:p>
+      <w:pPr>
+        <w:spacing w:after="160"/>
+      </w:pPr>
+      <w:r>
+        <w:rPr>
+          <w:sz w:val="22"/>
+        </w:rPr>
+        <w:t xml:space="preserve">두 모델 모두 완전 밀폐에 도달했지만, 비다양체 에지가 늘어난 폭이 크게 다릅니다. Tripo 출력물에서는 정점 42개짜리 테두리 두 개가 같은 자리에 겹쳐 잡혔는데, 표면이 이중으로 겹쳐 있는 지점이라 뚜껑도 두 겹으로 생겼습니다. 입력 자체의 병리이며 현재는 감지해 점수에 반영할 뿐 자동으로 정리하지는 않습니다.</w:t>
+      </w:r>
+    </w:p>
+    <w:p>
+      <w:pPr>
+        <w:spacing w:after="160"/>
+      </w:pPr>
+      <w:r>
+        <w:rPr>
+          <w:sz w:val="22"/>
+        </w:rPr>
+        <w:t xml:space="preserve">두 파일 모두 브라우저에서 처리했고 워커가 중단되지 않았습니다. 다만 삼백만 삼각형 규모에서는 최대 메모리가 1.4기가바이트에 이르므로, 저사양 기기에서는 모델을 단순화한 뒤 사용하는 편이 안전합니다.</w:t>
       </w:r>
     </w:p>
     <w:p>
@@ -3663,7 +4135,7 @@
           <w:color w:val="7C8593"/>
           <w:sz w:val="19"/>
         </w:rPr>
-        <w:t xml:space="preserve">표 6. 슬라이서 분석 항목과 예상되는 차이. 실측 열은 2026년 8월 21일 출력 테스트에서 채운다.</w:t>
+        <w:t xml:space="preserve">표 7. 슬라이서 분석 항목과 예상되는 차이. 실측 열은 2026년 8월 21일 출력 테스트에서 채운다.</w:t>
       </w:r>
     </w:p>
     <w:p>
@@ -3747,7 +4219,40 @@
         <w:rPr>
           <w:sz w:val="22"/>
         </w:rPr>
-        <w:t xml:space="preserve">테두리가 한 정점에서 여러 갈래로 갈라지는 나비넥타이 형태에서는 어느 갈래를 먼저 따라가느냐에 따라 구멍이 나뉘는 모양이 달라집니다. 전체를 빠짐없이 덮는다는 점은 유지되지만 분할 결과가 유일하지 않습니다. 갈래를 고를 때 정점 주변의 기하를 참고하면 개선할 수 있습니다.</w:t>
+        <w:t xml:space="preserve">테두리가 한 정점에서 여러 갈래로 갈라지면 어느 갈래를 먼저 따라가느냐에 따라 구멍이 나뉘는 모양이 달라집니다. 순회가 반드시 닫히고 전체를 빠짐없이 덮는다는 점은 보장되지만 분할 결과가 유일하지는 않습니다. 갈래를 고를 때 정점 주변의 기하를 참고하면 개선할 수 있습니다.</w:t>
+      </w:r>
+    </w:p>
+    <w:p>
+      <w:pPr>
+        <w:spacing w:after="160"/>
+      </w:pPr>
+      <w:r>
+        <w:rPr>
+          <w:sz w:val="22"/>
+        </w:rPr>
+        <w:t xml:space="preserve">면 셋이 공유하던 에지를 메우면 그 에지에 면이 하나 더 붙어 비다양체가 더 심해집니다. 표면을 닫는 것과 다양체로 만드는 것을 맞바꾼 셈입니다. 슬라이서 대부분이 비다양체보다 열린 경계에서 먼저 실패하므로 이 교환은 의도한 것이지만, 근본적으로는 비다양체 지점을 먼저 분리해 다양체로 만든 뒤 메우는 편이 낫습니다.</w:t>
+      </w:r>
+    </w:p>
+    <w:p>
+      <w:pPr>
+        <w:spacing w:after="160"/>
+      </w:pPr>
+      <w:r>
+        <w:rPr>
+          <w:sz w:val="22"/>
+        </w:rPr>
+        <w:t xml:space="preserve">겹쳐 있는 이중 표면은 같은 자리에 테두리가 두 벌 잡히고 뚜껑도 두 겹으로 생깁니다. 실제 Tripo 출력물에서 정점 42개짜리 테두리가 같은 위치에 두 개 잡히는 사례를 확인했습니다. 입력 자체의 병리라 현재는 감지해 점수에만 반영합니다.</w:t>
+      </w:r>
+    </w:p>
+    <w:p>
+      <w:pPr>
+        <w:spacing w:after="160"/>
+      </w:pPr>
+      <w:r>
+        <w:rPr>
+          <w:sz w:val="22"/>
+        </w:rPr>
+        <w:t xml:space="preserve">삼백만 삼각형 규모에서는 처리에 약 7초, 최대 메모리 1.4기가바이트가 필요합니다. 자료구조를 전부 타입 배열로 다시 쓰면서 초기 구현 대비 시간은 3분의 1, 메모리는 3분의 2로 줄였지만, 저사양 기기에서는 여전히 부담입니다. 모델을 단순화하는 단계를 도구 안에 넣는 것이 다음 과제입니다.</w:t>
       </w:r>
     </w:p>
     <w:p>
@@ -4046,7 +4551,7 @@
           <w:color w:val="7C8593"/>
           <w:sz w:val="19"/>
         </w:rPr>
-        <w:t xml:space="preserve">표 7. AI 도구 활용 내역</w:t>
+        <w:t xml:space="preserve">표 8. AI 도구 활용 내역</w:t>
       </w:r>
     </w:p>
     <w:p>
@@ -4387,7 +4892,7 @@
           <w:color w:val="7C8593"/>
           <w:sz w:val="19"/>
         </w:rPr>
-        <w:t xml:space="preserve">표 8. 재현 명령</w:t>
+        <w:t xml:space="preserve">표 9. 재현 명령</w:t>
       </w:r>
     </w:p>
     <w:p>
@@ -4461,8 +4966,8 @@
       </w:r>
     </w:p>
     <w:sectPr>
-      <w:footerReference w:type="default" r:id="Ra66df609ad0d4ac1"/>
-      <w:footerReference w:type="first" r:id="R0fd24299fce2442f"/>
+      <w:footerReference w:type="default" r:id="Rf4e8cf87bb784e7d"/>
+      <w:footerReference w:type="first" r:id="R54a21a7dfabc44d5"/>
       <w:pgSz w:w="11906" w:h="16838"/>
       <w:pgMar w:top="1440" w:right="1440" w:bottom="1440" w:left="1440"/>
       <w:titlePg/>
@@ -4636,7 +5141,7 @@
                 <c:v>100</c:v>
               </c:pt>
               <c:pt idx="4">
-                <c:v>96</c:v>
+                <c:v>88</c:v>
               </c:pt>
             </c:numLit>
           </c:val>

--- a/docs/MeshCap_최종리포트.docx
+++ b/docs/MeshCap_최종리포트.docx
@@ -105,7 +105,7 @@
           <w:color w:val="3A4049"/>
           <w:sz w:val="21"/>
         </w:rPr>
-        <w:t xml:space="preserve">라이브 데모 · junnnnywon.github.io/meshcap</w:t>
+        <w:t xml:space="preserve">라이브 데모 · junnnnyserver.tail9d6315.ts.net:8443 (테일넷 전용)</w:t>
       </w:r>
     </w:p>
     <w:p>
@@ -813,7 +813,7 @@
         <w:rPr>
           <w:sz w:val="22"/>
         </w:rPr>
-        <w:t xml:space="preserve">서버를 두지 않기로 한 것이 첫 번째 결정입니다. 모델 파일은 창작물이고, 공모전 출품작을 남의 서버에 올리는 일은 그 자체로 부담입니다. 또한 서버가 없으면 심사 기간 중 서비스가 죽을 위험도, 운영 비용도 없습니다. 계산은 전부 브라우저에서 수행하고 GitHub Pages는 정적 파일만 내려줍니다.</w:t>
+        <w:t xml:space="preserve">계산을 서버로 보내지 않기로 한 것이 첫 번째 결정입니다. 모델 파일은 창작물이고, 남의 서버에 올리는 일은 그 자체로 부담입니다. 처리를 전부 브라우저에서 하면 업로드가 아예 없으므로 이 문제가 사라지고, 사용자가 늘어도 서버가 감당할 일이 없습니다. 배포된 것은 정적 파일을 내려주는 nginx 컨테이너 하나뿐이며, 팀이 직접 운영하는 장비에서 Tailscale 테일넷 안에만 열려 있습니다.</w:t>
       </w:r>
     </w:p>
     <w:p>
@@ -2825,7 +2825,7 @@
             <wp:cNvGraphicFramePr/>
             <a:graphic>
               <a:graphicData uri="http://schemas.openxmlformats.org/drawingml/2006/chart">
-                <c:chart xmlns:c="http://schemas.openxmlformats.org/drawingml/2006/chart" r:id="R3315fd05d8774647"/>
+                <c:chart xmlns:c="http://schemas.openxmlformats.org/drawingml/2006/chart" r:id="Rbc5d51161b334143"/>
               </a:graphicData>
             </a:graphic>
           </wp:inline>
@@ -2960,7 +2960,7 @@
                     <pic:cNvPicPr/>
                   </pic:nvPicPr>
                   <pic:blipFill>
-                    <a:blip r:embed="R64dc3597c2c441a0" cstate="print"/>
+                    <a:blip r:embed="R642fbac9accd4a84" cstate="print"/>
                     <a:stretch>
                       <a:fillRect/>
                     </a:stretch>
@@ -3017,7 +3017,7 @@
                     <pic:cNvPicPr/>
                   </pic:nvPicPr>
                   <pic:blipFill>
-                    <a:blip r:embed="R376eaaa3993e43fe" cstate="print"/>
+                    <a:blip r:embed="R13d6fe5dec65450b" cstate="print"/>
                     <a:stretch>
                       <a:fillRect/>
                     </a:stretch>
@@ -3074,7 +3074,7 @@
                     <pic:cNvPicPr/>
                   </pic:nvPicPr>
                   <pic:blipFill>
-                    <a:blip r:embed="R7550598615b146d1" cstate="print"/>
+                    <a:blip r:embed="Ra380a385373b408b" cstate="print"/>
                     <a:stretch>
                       <a:fillRect/>
                     </a:stretch>
@@ -3131,7 +3131,7 @@
                     <pic:cNvPicPr/>
                   </pic:nvPicPr>
                   <pic:blipFill>
-                    <a:blip r:embed="R21fae2189e2141bd" cstate="print"/>
+                    <a:blip r:embed="Rbf275b5aa69c495b" cstate="print"/>
                     <a:stretch>
                       <a:fillRect/>
                     </a:stretch>
@@ -3188,7 +3188,7 @@
                     <pic:cNvPicPr/>
                   </pic:nvPicPr>
                   <pic:blipFill>
-                    <a:blip r:embed="R58e99bd2d78746ac" cstate="print"/>
+                    <a:blip r:embed="R15420974af8b4b96" cstate="print"/>
                     <a:stretch>
                       <a:fillRect/>
                     </a:stretch>
@@ -4671,7 +4671,7 @@
           <w:rFonts w:ascii="Consolas" w:hAnsi="Consolas" w:eastAsia="Consolas"/>
           <w:sz w:val="22"/>
         </w:rPr>
-        <w:t xml:space="preserve">라이브 데모 · https://junnnnywon.github.io/meshcap</w:t>
+        <w:t xml:space="preserve">라이브 데모 · https://junnnnyserver.tail9d6315.ts.net:8443</w:t>
       </w:r>
     </w:p>
     <w:p>
@@ -4695,6 +4695,30 @@
           <w:sz w:val="22"/>
         </w:rPr>
         <w:t xml:space="preserve">웹사이트는 도구 화면 외에 벤치마크, 알고리즘, 프로젝트 소개 네 개 화면으로 구성되어 있습니다. 알고리즘 화면은 본 리포트 5장과 같은 내용을 담고 있으며, 벤치마크 화면에서는 직접 파일을 넣어 같은 기준으로 측정해 볼 수 있습니다.</w:t>
+      </w:r>
+    </w:p>
+    <w:p>
+      <w:pPr>
+        <w:spacing w:after="120"/>
+      </w:pPr>
+      <w:r>
+        <w:rPr>
+          <w:sz w:val="22"/>
+        </w:rPr>
+        <w:t xml:space="preserve">라이브 데모는 팀이 직접 운영하는 장비에서 Docker로 돌아가며 Tailscale 테일넷 안에서만 열립니다. 테일넷 밖에서는 접근할 수 없으므로, 외부에서 확인하시려면 저장소를 내려받아 아래 명령으로 직접 띄우실 수 있습니다. 정적 사이트라 별도 설정 없이 그대로 동작합니다.</w:t>
+      </w:r>
+    </w:p>
+    <w:p>
+      <w:pPr>
+        <w:spacing w:after="240"/>
+        <w:ind w:left="720"/>
+      </w:pPr>
+      <w:r>
+        <w:rPr>
+          <w:rFonts w:ascii="Consolas" w:hAnsi="Consolas" w:eastAsia="Consolas"/>
+          <w:sz w:val="21"/>
+        </w:rPr>
+        <w:t xml:space="preserve">docker compose up -d --build</w:t>
       </w:r>
     </w:p>
     <w:p>
@@ -4966,8 +4990,8 @@
       </w:r>
     </w:p>
     <w:sectPr>
-      <w:footerReference w:type="default" r:id="Rf4e8cf87bb784e7d"/>
-      <w:footerReference w:type="first" r:id="R54a21a7dfabc44d5"/>
+      <w:footerReference w:type="default" r:id="R985475584b284027"/>
+      <w:footerReference w:type="first" r:id="Rade5fc47b21840c5"/>
       <w:pgSz w:w="11906" w:h="16838"/>
       <w:pgMar w:top="1440" w:right="1440" w:bottom="1440" w:left="1440"/>
       <w:titlePg/>

--- a/docs/MeshCap_최종리포트.docx
+++ b/docs/MeshCap_최종리포트.docx
@@ -813,7 +813,29 @@
         <w:rPr>
           <w:sz w:val="22"/>
         </w:rPr>
-        <w:t xml:space="preserve">계산을 서버로 보내지 않기로 한 것이 첫 번째 결정입니다. 모델 파일은 창작물이고, 남의 서버에 올리는 일은 그 자체로 부담입니다. 처리를 전부 브라우저에서 하면 업로드가 아예 없으므로 이 문제가 사라지고, 사용자가 늘어도 서버가 감당할 일이 없습니다. 배포된 것은 정적 파일을 내려주는 nginx 컨테이너 하나뿐이며, 팀이 직접 운영하는 장비에서 Tailscale 테일넷 안에만 열려 있습니다.</w:t>
+        <w:t xml:space="preserve">계산을 브라우저에서 하기로 한 것이 첫 번째 결정입니다. 모델 파일은 창작물이고, 남의 서버에 올리는 일은 그 자체로 부담입니다. 브라우저에서 처리하면 업로드가 아예 없으므로 이 문제가 사라지고, 사용자가 늘어도 서버가 감당할 일이 없습니다. 원본 파일은 어떤 경우에도 브라우저를 벗어나지 않습니다. 파일을 여는 것도, 텍스처와 재질을 버리고 좌표만 남기는 것도 전부 브라우저에서 일어납니다.</w:t>
+      </w:r>
+    </w:p>
+    <w:p>
+      <w:pPr>
+        <w:spacing w:after="160"/>
+      </w:pPr>
+      <w:r>
+        <w:rPr>
+          <w:sz w:val="22"/>
+        </w:rPr>
+        <w:t xml:space="preserve">다만 삼백만 삼각형 규모에서는 브라우저 메모리가 1.4기가바이트까지 올라가 저사양 기기에서는 감당하기 어렵습니다. 그래서 좌표와 인덱스만 받아 같은 파이프라인을 돌리는 연산 서버를 함께 두었습니다. 코어를 렌더링 라이브러리에서 떼어 놓은 설계가 여기서 값을 합니다. 서버는 브라우저가 쓰는 파일을 그대로 불러 쓰므로 구현이 갈라지지 않고, 두 경로의 결과가 좌표 단위까지 같은지 검증 스크립트가 매번 대조합니다.</w:t>
+      </w:r>
+    </w:p>
+    <w:p>
+      <w:pPr>
+        <w:spacing w:after="160"/>
+      </w:pPr>
+      <w:r>
+        <w:rPr>
+          <w:sz w:val="22"/>
+        </w:rPr>
+        <w:t xml:space="preserve">측정해 보니 서버가 더 빠르지는 않았습니다. 파이프라인이 단일 스레드라 코어 수가 도움이 되지 않고, 서버의 단일 코어 성능이 최신 노트북보다 낮기 때문입니다. 삼각형 190만 개짜리 모델에서 브라우저는 10.3초, 서버는 전송을 포함해 31.5초가 걸렸습니다. 따라서 연산 서버는 속도가 아니라 여력을 위한 선택지입니다. 자동 모드는 삼각형 50만 개 이하를 항상 브라우저에서, 400만 개 초과를 항상 서버에서 처리하고, 그 사이 구간은 기기의 메모리와 코어 수를 보고 정합니다. 어디에서 처리했는지는 매번 화면에 표시합니다.</w:t>
       </w:r>
     </w:p>
     <w:p>
@@ -2825,7 +2847,7 @@
             <wp:cNvGraphicFramePr/>
             <a:graphic>
               <a:graphicData uri="http://schemas.openxmlformats.org/drawingml/2006/chart">
-                <c:chart xmlns:c="http://schemas.openxmlformats.org/drawingml/2006/chart" r:id="Rbc5d51161b334143"/>
+                <c:chart xmlns:c="http://schemas.openxmlformats.org/drawingml/2006/chart" r:id="R11de78abded44ed4"/>
               </a:graphicData>
             </a:graphic>
           </wp:inline>
@@ -2960,7 +2982,7 @@
                     <pic:cNvPicPr/>
                   </pic:nvPicPr>
                   <pic:blipFill>
-                    <a:blip r:embed="R642fbac9accd4a84" cstate="print"/>
+                    <a:blip r:embed="R5b3ab5c1a757406a" cstate="print"/>
                     <a:stretch>
                       <a:fillRect/>
                     </a:stretch>
@@ -3017,7 +3039,7 @@
                     <pic:cNvPicPr/>
                   </pic:nvPicPr>
                   <pic:blipFill>
-                    <a:blip r:embed="R13d6fe5dec65450b" cstate="print"/>
+                    <a:blip r:embed="R9aafbcab4fe649c7" cstate="print"/>
                     <a:stretch>
                       <a:fillRect/>
                     </a:stretch>
@@ -3074,7 +3096,7 @@
                     <pic:cNvPicPr/>
                   </pic:nvPicPr>
                   <pic:blipFill>
-                    <a:blip r:embed="Ra380a385373b408b" cstate="print"/>
+                    <a:blip r:embed="R8c1ef0ba6de6451e" cstate="print"/>
                     <a:stretch>
                       <a:fillRect/>
                     </a:stretch>
@@ -3131,7 +3153,7 @@
                     <pic:cNvPicPr/>
                   </pic:nvPicPr>
                   <pic:blipFill>
-                    <a:blip r:embed="Rbf275b5aa69c495b" cstate="print"/>
+                    <a:blip r:embed="R488967ddee784286" cstate="print"/>
                     <a:stretch>
                       <a:fillRect/>
                     </a:stretch>
@@ -3188,7 +3210,7 @@
                     <pic:cNvPicPr/>
                   </pic:nvPicPr>
                   <pic:blipFill>
-                    <a:blip r:embed="R15420974af8b4b96" cstate="print"/>
+                    <a:blip r:embed="Rbfb2374b24544fde" cstate="print"/>
                     <a:stretch>
                       <a:fillRect/>
                     </a:stretch>
@@ -4990,8 +5012,8 @@
       </w:r>
     </w:p>
     <w:sectPr>
-      <w:footerReference w:type="default" r:id="R985475584b284027"/>
-      <w:footerReference w:type="first" r:id="Rade5fc47b21840c5"/>
+      <w:footerReference w:type="default" r:id="R5696f84be09d4647"/>
+      <w:footerReference w:type="first" r:id="Re61639cb70a8430d"/>
       <w:pgSz w:w="11906" w:h="16838"/>
       <w:pgMar w:top="1440" w:right="1440" w:bottom="1440" w:left="1440"/>
       <w:titlePg/>

--- a/docs/MeshCap_최종리포트.docx
+++ b/docs/MeshCap_최종리포트.docx
@@ -105,7 +105,7 @@
           <w:color w:val="3A4049"/>
           <w:sz w:val="21"/>
         </w:rPr>
-        <w:t xml:space="preserve">라이브 데모 · junnnnyserver.tail9d6315.ts.net:8443 (테일넷 전용)</w:t>
+        <w:t xml:space="preserve">라이브 데모 · meshcap.junnnny.kr</w:t>
       </w:r>
     </w:p>
     <w:p>
@@ -2847,7 +2847,7 @@
             <wp:cNvGraphicFramePr/>
             <a:graphic>
               <a:graphicData uri="http://schemas.openxmlformats.org/drawingml/2006/chart">
-                <c:chart xmlns:c="http://schemas.openxmlformats.org/drawingml/2006/chart" r:id="R11de78abded44ed4"/>
+                <c:chart xmlns:c="http://schemas.openxmlformats.org/drawingml/2006/chart" r:id="Rf60a1ed2d71c4b5b"/>
               </a:graphicData>
             </a:graphic>
           </wp:inline>
@@ -2982,7 +2982,7 @@
                     <pic:cNvPicPr/>
                   </pic:nvPicPr>
                   <pic:blipFill>
-                    <a:blip r:embed="R5b3ab5c1a757406a" cstate="print"/>
+                    <a:blip r:embed="Rdf891604b8874b90" cstate="print"/>
                     <a:stretch>
                       <a:fillRect/>
                     </a:stretch>
@@ -3039,7 +3039,7 @@
                     <pic:cNvPicPr/>
                   </pic:nvPicPr>
                   <pic:blipFill>
-                    <a:blip r:embed="R9aafbcab4fe649c7" cstate="print"/>
+                    <a:blip r:embed="Rb1156d0dfd6a40af" cstate="print"/>
                     <a:stretch>
                       <a:fillRect/>
                     </a:stretch>
@@ -3096,7 +3096,7 @@
                     <pic:cNvPicPr/>
                   </pic:nvPicPr>
                   <pic:blipFill>
-                    <a:blip r:embed="R8c1ef0ba6de6451e" cstate="print"/>
+                    <a:blip r:embed="Rd80320aa8c40478a" cstate="print"/>
                     <a:stretch>
                       <a:fillRect/>
                     </a:stretch>
@@ -3153,7 +3153,7 @@
                     <pic:cNvPicPr/>
                   </pic:nvPicPr>
                   <pic:blipFill>
-                    <a:blip r:embed="R488967ddee784286" cstate="print"/>
+                    <a:blip r:embed="Ra2a787a0f35b48c1" cstate="print"/>
                     <a:stretch>
                       <a:fillRect/>
                     </a:stretch>
@@ -3210,7 +3210,7 @@
                     <pic:cNvPicPr/>
                   </pic:nvPicPr>
                   <pic:blipFill>
-                    <a:blip r:embed="Rbfb2374b24544fde" cstate="print"/>
+                    <a:blip r:embed="R83c8a64f4b644e94" cstate="print"/>
                     <a:stretch>
                       <a:fillRect/>
                     </a:stretch>
@@ -4693,7 +4693,7 @@
           <w:rFonts w:ascii="Consolas" w:hAnsi="Consolas" w:eastAsia="Consolas"/>
           <w:sz w:val="22"/>
         </w:rPr>
-        <w:t xml:space="preserve">라이브 데모 · https://junnnnyserver.tail9d6315.ts.net:8443</w:t>
+        <w:t xml:space="preserve">라이브 데모 · https://meshcap.junnnny.kr</w:t>
       </w:r>
     </w:p>
     <w:p>
@@ -4727,7 +4727,18 @@
         <w:rPr>
           <w:sz w:val="22"/>
         </w:rPr>
-        <w:t xml:space="preserve">라이브 데모는 팀이 직접 운영하는 장비에서 Docker로 돌아가며 Tailscale 테일넷 안에서만 열립니다. 테일넷 밖에서는 접근할 수 없으므로, 외부에서 확인하시려면 저장소를 내려받아 아래 명령으로 직접 띄우실 수 있습니다. 정적 사이트라 별도 설정 없이 그대로 동작합니다.</w:t>
+        <w:t xml:space="preserve">라이브 데모는 팀이 직접 운영하는 장비에서 Docker로 돌아갑니다. 공개 주소는 Cloudflare Tunnel을 거치므로 서버의 포트를 인터넷에 열지 않았고, 접속자에게 장비의 실제 IP가 드러나지 않습니다. 같은 컨테이너를 Tailscale 테일넷 안에서도 열어 두어 팀 내부에서는 전송 크기 제한 없이 쓸 수 있습니다.</w:t>
+      </w:r>
+    </w:p>
+    <w:p>
+      <w:pPr>
+        <w:spacing w:after="120"/>
+      </w:pPr>
+      <w:r>
+        <w:rPr>
+          <w:sz w:val="22"/>
+        </w:rPr>
+        <w:t xml:space="preserve">저장소를 내려받아 직접 띄워 보실 수도 있습니다. 정적 사이트와 연산 서버가 함께 올라옵니다.</w:t>
       </w:r>
     </w:p>
     <w:p>
@@ -5012,8 +5023,8 @@
       </w:r>
     </w:p>
     <w:sectPr>
-      <w:footerReference w:type="default" r:id="R5696f84be09d4647"/>
-      <w:footerReference w:type="first" r:id="Re61639cb70a8430d"/>
+      <w:footerReference w:type="default" r:id="R5a8e8a9e1cb54e3a"/>
+      <w:footerReference w:type="first" r:id="Rf8b1e5464ce245ab"/>
       <w:pgSz w:w="11906" w:h="16838"/>
       <w:pgMar w:top="1440" w:right="1440" w:bottom="1440" w:left="1440"/>
       <w:titlePg/>

--- a/docs/MeshCap_최종리포트.docx
+++ b/docs/MeshCap_최종리포트.docx
@@ -200,18 +200,18 @@
         <w:rPr>
           <w:sz w:val="22"/>
         </w:rPr>
-        <w:t xml:space="preserve">MeshCap은 생성형 3D 서비스가 만든 메시 파일을 넣으면 구멍을 찾아 자동으로 메우고, 그 결과가 실제로 3D 프린팅 가능한 상태인지 100점 만점으로 채점하는 웹 도구입니다. 서버가 없으며 모든 계산이 브라우저 안에서 끝나므로 모델 파일이 밖으로 나가지 않습니다.</w:t>
-      </w:r>
-    </w:p>
-    <w:p>
-      <w:pPr>
-        <w:spacing w:after="160"/>
-      </w:pPr>
-      <w:r>
-        <w:rPr>
-          <w:sz w:val="22"/>
-        </w:rPr>
-        <w:t xml:space="preserve">핵심 알고리즘은 외부 메시 처리 라이브러리에 의존하지 않고 TypeScript로 직접 작성했습니다. 정점 병합, half-edge 인접 구조, 경계 루프 추적, 네 가지 삼각화 전략, 법선 정렬, 위상 검증까지 전부 저장소 안에 있으며 단위 테스트 43개로 검증합니다.</w:t>
+        <w:t xml:space="preserve">MeshCap은 생성형 3D 서비스가 만든 메시 파일을 넣으면 구멍을 찾아 자동으로 메우고, 뚜껑 뒤에 남은 찢김은 주변 곡면에 이어져 보이게 붙이며, 그 결과가 실제로 3D 프린팅 가능한 상태인지 100점 만점으로 채점하는 웹 도구입니다. 점수는 진단이고, 이어져 보이는 자리가 우선입니다. 원본 파일은 기본적으로 브라우저 안에 남습니다.</w:t>
+      </w:r>
+    </w:p>
+    <w:p>
+      <w:pPr>
+        <w:spacing w:after="160"/>
+      </w:pPr>
+      <w:r>
+        <w:rPr>
+          <w:sz w:val="22"/>
+        </w:rPr>
+        <w:t xml:space="preserve">핵심 알고리즘은 외부 메시 처리 라이브러리에 의존하지 않고 TypeScript로 직접 작성했습니다. 정점 병합, half-edge 인접 구조, 비다양체 분리, 갭 클로징, 경계 루프 추적, 구멍 메우기, 남은 1-면 부착, 법선 정렬, 위상 검증까지 전부 저장소 안에 있으며 단위 테스트로 검증합니다.</w:t>
       </w:r>
     </w:p>
     <w:p>
@@ -246,7 +246,7 @@
         <w:rPr>
           <w:sz w:val="22"/>
         </w:rPr>
-        <w:t xml:space="preserve">둘째, 구멍의 테두리를 무엇으로 정의하느냐가 실제 모델에서 성패를 가릅니다. 흔히 쓰는 정의인 '한 면만 접한 에지'로는 면 셋이 한 에지를 공유하는 비다양체 지점에서 순회가 끊깁니다. 실제 Meshy 출력물 하나에서 비다양체 에지 93개 때문에 경계 정점 178개 중 117개의 차수가 어긋났고, 테두리가 전부 끊긴 사슬로 잡혀 한 곳도 메울 수 없었습니다. 기준을 '반대 방향 짝을 찾지 못한 half-edge'로 바꾸자 같은 모델의 테두리 59개가 모두 닫혔습니다.</w:t>
+        <w:t xml:space="preserve">둘째, 구멍의 테두리를 무엇으로 정의하느냐가 실제 모델에서 성패를 가릅니다. 흔히 쓰는 정의인 '한 면만 접한 에지'로는 면 셋이 한 에지를 공유하는 비다양체 지점에서 순회가 끊깁니다. 실제 3D AI 출력물 하나에서 비다양체 에지 93개 때문에 경계 정점 178개 중 117개의 차수가 어긋났고, 테두리가 전부 끊긴 사슬로 잡혀 한 곳도 메울 수 없었습니다. 기준을 '반대 방향 짝을 찾지 못한 half-edge'로 바꾸자 같은 모델의 테두리 59개가 모두 닫혔습니다.</w:t>
       </w:r>
     </w:p>
     <w:p>
@@ -268,7 +268,7 @@
         <w:rPr>
           <w:sz w:val="22"/>
         </w:rPr>
-        <w:t xml:space="preserve">넷째, 모든 구멍을 같은 방법으로 메우면 안 됩니다. 피규어 바닥의 큰 개구부를 중심점 부채꼴로 메우면 가운데가 원뿔처럼 솟아 서포트가 붙고, 반대로 표면의 작은 구멍을 평면으로 메우면 바깥으로 튀어나옵니다. 크기와 평면성, 방향을 먼저 재고 전략을 나누는 것이 이 도구의 핵심 기여입니다.</w:t>
+        <w:t xml:space="preserve">넷째, 모든 구멍을 같은 방법으로 메우면 안 됩니다. 피규어 바닥의 큰 개구부를 중심점 부채꼴로 메우면 가운데가 원뿔처럼 솟아 서포트가 붙고, 반대로 표면의 작은 구멍을 평면으로 메우면 바깥으로 튀어나옵니다. 크기와 평면성, 방향을 먼저 재고 전략을 나누는 것이 이 도구의 핵심 기여입니다. 뚜껑 뒤에 남는 1-면은 면이 둘인 자리에 세 번째 면을 올리지 않은 채, 겹친 여분을 떼거나 시트 위에 얇은 띠만 붙입니다.</w:t>
       </w:r>
     </w:p>
     <w:p>
@@ -670,7 +670,7 @@
         <w:rPr>
           <w:sz w:val="22"/>
         </w:rPr>
-        <w:t xml:space="preserve">Meshy와 Tripo는 모두 이미지 또는 텍스트에서 텍스처가 입혀진 메시를 만들어 줍니다. 두 서비스 모두 결과물을 GLB로 내려주며, 텍스처를 위한 UV 전개가 포함되어 있습니다. UV 전개는 표면을 평면으로 펴는 과정이라 반드시 이음매가 생기고, 이음매를 사이에 둔 정점은 서로 다른 UV 좌표를 가져야 하므로 같은 위치에 정점이 둘 이상 놓입니다. 렌더링에는 아무 문제가 없지만 위상 분석에는 치명적입니다.</w:t>
+        <w:t xml:space="preserve">3D AI는 이미지 또는 텍스트에서 텍스처가 입혀진 메시를 만들어 줍니다. 결과물은 GLB로 내려주며, 텍스처를 위한 UV 전개가 포함되어 있습니다. UV 전개는 표면을 평면으로 펴는 과정이라 반드시 이음매가 생기고, 이음매를 사이에 둔 정점은 서로 다른 UV 좌표를 가져야 하므로 같은 위치에 정점이 둘 이상 놓입니다. 렌더링에는 아무 문제가 없지만 위상 분석에는 치명적입니다.</w:t>
       </w:r>
     </w:p>
     <w:p>
@@ -775,7 +775,7 @@
         <w:rPr>
           <w:sz w:val="22"/>
         </w:rPr>
-        <w:t xml:space="preserve">기여는 새로운 삼각화 알고리즘이 아니라 세 가지 배치에 있습니다. 첫째, 구멍의 형상 지표를 재서 전략을 자동 배정합니다. 둘째, 3D 프린팅이라는 목적에 맞춘 바닥 받침 전략을 별도로 두었습니다. 셋째, 정점 용접과 법선 정렬을 구멍 탐지보다 앞에 두어야 하는 이유를 절제 실험으로 수치화했습니다. 마지막 항목은 알고리즘 선택보다 순서가 결과를 더 크게 좌우한다는 것을 보여 줍니다.</w:t>
+        <w:t xml:space="preserve">기여는 새로운 삼각화 알고리즘이 아니라 배치에 있습니다. 첫째, 구멍의 형상 지표를 재서 전략을 자동 배정합니다. 둘째, 3D 프린팅이라는 목적에 맞춘 바닥 받침 전략을 별도로 두었습니다. 셋째, 정점 용접과 법선 정렬을 구멍 탐지보다 앞에 두어야 하는 이유를 절제 실험으로 수치화했습니다. 넷째, 면이 둘인 에지에는 뚜껑을 거부하고, 남은 1-면 찢김은 여분 삭제와 시트 위 틈 띠로 붙입니다. 마지막 항목은 닫기와 다양체가 충돌할 때 비다양체를 늘리지 않기 위한 선택입니다.</w:t>
       </w:r>
     </w:p>
     <w:p>
@@ -881,7 +881,7 @@
         <w:rPr>
           <w:sz w:val="22"/>
         </w:rPr>
-        <w:t xml:space="preserve">전체 파이프라인은 아홉 단계입니다. 순서 자체가 설계의 핵심이며, 5장에서 각 단계의 근거를 다룹니다.</w:t>
+        <w:t xml:space="preserve">전체 파이프라인은 열두 단계입니다. 순서 자체가 설계의 핵심이며, 5장에서 각 단계의 근거를 다룹니다.</w:t>
       </w:r>
     </w:p>
     <w:tbl>
@@ -1025,7 +1025,61 @@
                 <w:b/>
                 <w:sz w:val="21"/>
               </w:rPr>
-              <w:t xml:space="preserve">4  위상 분석</w:t>
+              <w:t xml:space="preserve">4  비다양체 분리</w:t>
+            </w:r>
+          </w:p>
+        </w:tc>
+        <w:tc>
+          <w:tcPr>
+            <w:shd w:val="clear" w:fill="EEF2F7"/>
+          </w:tcPr>
+          <w:p>
+            <w:r>
+              <w:rPr>
+                <w:sz w:val="21"/>
+              </w:rPr>
+              <w:t xml:space="preserve">면이 셋 이상인 에지의 고립 여분을 떼고, 나비넥타이 정점은 시트를 나눔. 면이 둘인 자리에는 뚜껑을 붙이지 않음</w:t>
+            </w:r>
+          </w:p>
+        </w:tc>
+      </w:tr>
+      <w:tr>
+        <w:trPr/>
+        <w:tc>
+          <w:p>
+            <w:r>
+              <w:rPr>
+                <w:b/>
+                <w:sz w:val="21"/>
+              </w:rPr>
+              <w:t xml:space="preserve">5  갭 클로징</w:t>
+            </w:r>
+          </w:p>
+        </w:tc>
+        <w:tc>
+          <w:p>
+            <w:r>
+              <w:rPr>
+                <w:sz w:val="21"/>
+              </w:rPr>
+              <w:t xml:space="preserve">열린 테두리 끝점을 가까운 끝점·에지에 붙여 닫힌 루프를 늘림</w:t>
+            </w:r>
+          </w:p>
+        </w:tc>
+      </w:tr>
+      <w:tr>
+        <w:trPr/>
+        <w:tc>
+          <w:tcPr>
+            <w:shd w:val="clear" w:fill="EEF2F7"/>
+          </w:tcPr>
+          <w:p>
+            <w:r>
+              <w:rPr>
+                <w:b/>
+                <w:sz w:val="21"/>
+              </w:rPr>
+              <w:t xml:space="preserve">6  위상 분석</w:t>
             </w:r>
           </w:p>
         </w:tc>
@@ -1052,17 +1106,17 @@
                 <w:b/>
                 <w:sz w:val="21"/>
               </w:rPr>
-              <w:t xml:space="preserve">5  테두리 추적</w:t>
-            </w:r>
-          </w:p>
-        </w:tc>
-        <w:tc>
-          <w:p>
-            <w:r>
-              <w:rPr>
-                <w:sz w:val="21"/>
-              </w:rPr>
-              <w:t xml:space="preserve">경계 half-edge를 이어 구멍의 테두리 루프를 복원</w:t>
+              <w:t xml:space="preserve">7  테두리 추적</w:t>
+            </w:r>
+          </w:p>
+        </w:tc>
+        <w:tc>
+          <w:p>
+            <w:r>
+              <w:rPr>
+                <w:sz w:val="21"/>
+              </w:rPr>
+              <w:t xml:space="preserve">면이 하나인 에지를 이어 메울 구멍만 복원</w:t>
             </w:r>
           </w:p>
         </w:tc>
@@ -1079,20 +1133,20 @@
                 <w:b/>
                 <w:sz w:val="21"/>
               </w:rPr>
-              <w:t xml:space="preserve">6  구멍 분류</w:t>
-            </w:r>
-          </w:p>
-        </w:tc>
-        <w:tc>
-          <w:tcPr>
-            <w:shd w:val="clear" w:fill="EEF2F7"/>
-          </w:tcPr>
-          <w:p>
-            <w:r>
-              <w:rPr>
-                <w:sz w:val="21"/>
-              </w:rPr>
-              <w:t xml:space="preserve">둘레·평면성·방향을 재서 메우기 전략을 배정</w:t>
+              <w:t xml:space="preserve">8  구멍 분류</w:t>
+            </w:r>
+          </w:p>
+        </w:tc>
+        <w:tc>
+          <w:tcPr>
+            <w:shd w:val="clear" w:fill="EEF2F7"/>
+          </w:tcPr>
+          <w:p>
+            <w:r>
+              <w:rPr>
+                <w:sz w:val="21"/>
+              </w:rPr>
+              <w:t xml:space="preserve">둘레·평면성·방향을 재서 메우기 전략을 배정. 핀홀은 붕괴</w:t>
             </w:r>
           </w:p>
         </w:tc>
@@ -1106,17 +1160,17 @@
                 <w:b/>
                 <w:sz w:val="21"/>
               </w:rPr>
-              <w:t xml:space="preserve">7  구멍 메우기</w:t>
-            </w:r>
-          </w:p>
-        </w:tc>
-        <w:tc>
-          <w:p>
-            <w:r>
-              <w:rPr>
-                <w:sz w:val="21"/>
-              </w:rPr>
-              <w:t xml:space="preserve">단일 삼각형·부채꼴·평면 투영·Liepa·바닥 받침 중 배정된 방식으로 채움</w:t>
+              <w:t xml:space="preserve">9  구멍 메우기</w:t>
+            </w:r>
+          </w:p>
+        </w:tc>
+        <w:tc>
+          <w:p>
+            <w:r>
+              <w:rPr>
+                <w:sz w:val="21"/>
+              </w:rPr>
+              <w:t xml:space="preserve">단일 삼각형·부채꼴·평면 투영·Liepa·전진 전면·로컬 복셀 랩·바닥 받침 중 배정된 방식으로 채움</w:t>
             </w:r>
           </w:p>
         </w:tc>
@@ -1133,14 +1187,38 @@
                 <w:b/>
                 <w:sz w:val="21"/>
               </w:rPr>
-              <w:t xml:space="preserve">8  바깥 방향 정렬</w:t>
-            </w:r>
-          </w:p>
-        </w:tc>
-        <w:tc>
-          <w:tcPr>
-            <w:shd w:val="clear" w:fill="EEF2F7"/>
-          </w:tcPr>
+              <w:t xml:space="preserve">10 남은 찢김</w:t>
+            </w:r>
+          </w:p>
+        </w:tc>
+        <w:tc>
+          <w:tcPr>
+            <w:shd w:val="clear" w:fill="EEF2F7"/>
+          </w:tcPr>
+          <w:p>
+            <w:r>
+              <w:rPr>
+                <w:sz w:val="21"/>
+              </w:rPr>
+              <w:t xml:space="preserve">겹친 여분을 지우고, 시트 위 활꼴은 새 정점만으로 얇은 띠를 붙임. 2-면 에지에는 세 번째 면을 올리지 않음</w:t>
+            </w:r>
+          </w:p>
+        </w:tc>
+      </w:tr>
+      <w:tr>
+        <w:trPr/>
+        <w:tc>
+          <w:p>
+            <w:r>
+              <w:rPr>
+                <w:b/>
+                <w:sz w:val="21"/>
+              </w:rPr>
+              <w:t xml:space="preserve">11 바깥 방향 정렬</w:t>
+            </w:r>
+          </w:p>
+        </w:tc>
+        <w:tc>
           <w:p>
             <w:r>
               <w:rPr>
@@ -1154,23 +1232,29 @@
       <w:tr>
         <w:trPr/>
         <w:tc>
+          <w:tcPr>
+            <w:shd w:val="clear" w:fill="EEF2F7"/>
+          </w:tcPr>
           <w:p>
             <w:r>
               <w:rPr>
                 <w:b/>
                 <w:sz w:val="21"/>
               </w:rPr>
-              <w:t xml:space="preserve">9  검증 및 채점</w:t>
-            </w:r>
-          </w:p>
-        </w:tc>
-        <w:tc>
-          <w:p>
-            <w:r>
-              <w:rPr>
-                <w:sz w:val="21"/>
-              </w:rPr>
-              <w:t xml:space="preserve">밀폐·다양체·관통을 검사하고 출력 적합성을 100점으로 환산</w:t>
+              <w:t xml:space="preserve">12 검증 및 채점</w:t>
+            </w:r>
+          </w:p>
+        </w:tc>
+        <w:tc>
+          <w:tcPr>
+            <w:shd w:val="clear" w:fill="EEF2F7"/>
+          </w:tcPr>
+          <w:p>
+            <w:r>
+              <w:rPr>
+                <w:sz w:val="21"/>
+              </w:rPr>
+              <w:t xml:space="preserve">밀폐·다양체·관통을 검사하고 출력 적합성을 100점으로 환산. 점수는 진단</w:t>
             </w:r>
           </w:p>
         </w:tc>
@@ -1306,7 +1390,7 @@
         <w:rPr>
           <w:sz w:val="22"/>
         </w:rPr>
-        <w:t xml:space="preserve">문제는 면 셋이 한 에지를 공유하는 비다양체 지점입니다. 그런 에지는 접한 면이 셋이므로 어느 정의로도 경계가 아니지만, 테두리를 따라가던 순회는 바로 그 자리에서 다음으로 갈 에지를 찾지 못합니다. 삼백만 삼각형짜리 Meshy 출력물에서 비다양체 에지 93개 때문에 경계 정점 178개 중 117개의 진입 차수와 진출 차수가 어긋났고, 테두리 전부가 끊긴 사슬로 잡혀 한 곳도 메울 수 없었습니다.</w:t>
+        <w:t xml:space="preserve">문제는 면 셋이 한 에지를 공유하는 비다양체 지점입니다. 그런 에지는 접한 면이 셋이므로 어느 정의로도 경계가 아니지만, 테두리를 따라가던 순회는 바로 그 자리에서 다음으로 갈 에지를 찾지 못합니다. 삼백만 삼각형짜리 3D AI 출력물에서 비다양체 에지 93개 때문에 경계 정점 178개 중 117개의 진입 차수와 진출 차수가 어긋났고, 테두리 전부가 끊긴 사슬로 잡혀 한 곳도 메울 수 없었습니다.</w:t>
       </w:r>
     </w:p>
     <w:p>
@@ -1328,7 +1412,7 @@
         <w:rPr>
           <w:sz w:val="22"/>
         </w:rPr>
-        <w:t xml:space="preserve">같은 Meshy 모델의 테두리 59개가 이 기준에서는 모두 닫혔고 경계 에지 120개가 0개가 되었습니다. 대신 비다양체 에지가 93개에서 95개로 늘었습니다. 면 셋이 공유하던 에지를 메우면 그 에지에 면이 하나 더 붙기 때문입니다. 표면을 닫는 것과 다양체로 만드는 것을 맞바꾼 셈이고, 채점에서 두 항목을 따로 둔 이유이기도 합니다.</w:t>
+        <w:t xml:space="preserve">같은 3D AI 모델의 테두리 59개가 이 기준에서는 모두 닫혔고 경계 에지 120개가 0개가 되었습니다. 대신 비다양체 에지가 93개에서 95개로 늘었습니다. 면 셋이 공유하던 에지를 메우면 그 에지에 면이 하나 더 붙기 때문입니다. 표면을 닫는 것과 다양체로 만드는 것을 맞바꾼 셈이고, 채점에서 두 항목을 따로 둔 이유이기도 합니다.</w:t>
       </w:r>
     </w:p>
     <w:p>
@@ -1508,27 +1592,66 @@
               <w:rPr>
                 <w:sz w:val="21"/>
               </w:rPr>
-              <w:t xml:space="preserve">건너뜀</w:t>
-            </w:r>
-          </w:p>
-        </w:tc>
-        <w:tc>
-          <w:p>
-            <w:r>
-              <w:rPr>
-                <w:sz w:val="21"/>
-              </w:rPr>
-              <w:t xml:space="preserve">어디까지가 구멍인지 확정할 수 없음</w:t>
-            </w:r>
-          </w:p>
-        </w:tc>
-      </w:tr>
-      <w:tr>
-        <w:trPr/>
-        <w:tc>
-          <w:tcPr>
-            <w:shd w:val="clear" w:fill="EEF2F7"/>
-          </w:tcPr>
+              <w:t xml:space="preserve">가상 닫힘 / 전진 전면</w:t>
+            </w:r>
+          </w:p>
+        </w:tc>
+        <w:tc>
+          <w:p>
+            <w:r>
+              <w:rPr>
+                <w:sz w:val="21"/>
+              </w:rPr>
+              <w:t xml:space="preserve">끝점이 가까우면 가상 에지로 닫아 기존 전략. 멀면 전면을 전진. skip은 최후</w:t>
+            </w:r>
+          </w:p>
+        </w:tc>
+      </w:tr>
+      <w:tr>
+        <w:trPr/>
+        <w:tc>
+          <w:tcPr>
+            <w:shd w:val="clear" w:fill="EEF2F7"/>
+          </w:tcPr>
+          <w:p>
+            <w:r>
+              <w:rPr>
+                <w:sz w:val="21"/>
+              </w:rPr>
+              <w:t xml:space="preserve">둘레가 아주 짧은 진짜 구멍</w:t>
+            </w:r>
+          </w:p>
+        </w:tc>
+        <w:tc>
+          <w:tcPr>
+            <w:shd w:val="clear" w:fill="EEF2F7"/>
+          </w:tcPr>
+          <w:p>
+            <w:r>
+              <w:rPr>
+                <w:sz w:val="21"/>
+              </w:rPr>
+              <w:t xml:space="preserve">미세 붕괴</w:t>
+            </w:r>
+          </w:p>
+        </w:tc>
+        <w:tc>
+          <w:tcPr>
+            <w:shd w:val="clear" w:fill="EEF2F7"/>
+          </w:tcPr>
+          <w:p>
+            <w:r>
+              <w:rPr>
+                <w:sz w:val="21"/>
+              </w:rPr>
+              <w:t xml:space="preserve">삼각형을 넣지 않고 테두리 점을 한 점으로 모음</w:t>
+            </w:r>
+          </w:p>
+        </w:tc>
+      </w:tr>
+      <w:tr>
+        <w:trPr/>
+        <w:tc>
           <w:p>
             <w:r>
               <w:rPr>
@@ -1539,9 +1662,6 @@
           </w:p>
         </w:tc>
         <w:tc>
-          <w:tcPr>
-            <w:shd w:val="clear" w:fill="EEF2F7"/>
-          </w:tcPr>
           <w:p>
             <w:r>
               <w:rPr>
@@ -1552,9 +1672,6 @@
           </w:p>
         </w:tc>
         <w:tc>
-          <w:tcPr>
-            <w:shd w:val="clear" w:fill="EEF2F7"/>
-          </w:tcPr>
           <w:p>
             <w:r>
               <w:rPr>
@@ -1568,6 +1685,9 @@
       <w:tr>
         <w:trPr/>
         <w:tc>
+          <w:tcPr>
+            <w:shd w:val="clear" w:fill="EEF2F7"/>
+          </w:tcPr>
           <w:p>
             <w:r>
               <w:rPr>
@@ -1578,6 +1698,9 @@
           </w:p>
         </w:tc>
         <w:tc>
+          <w:tcPr>
+            <w:shd w:val="clear" w:fill="EEF2F7"/>
+          </w:tcPr>
           <w:p>
             <w:r>
               <w:rPr>
@@ -1588,6 +1711,9 @@
           </w:p>
         </w:tc>
         <w:tc>
+          <w:tcPr>
+            <w:shd w:val="clear" w:fill="EEF2F7"/>
+          </w:tcPr>
           <w:p>
             <w:r>
               <w:rPr>
@@ -1601,22 +1727,16 @@
       <w:tr>
         <w:trPr/>
         <w:tc>
-          <w:tcPr>
-            <w:shd w:val="clear" w:fill="EEF2F7"/>
-          </w:tcPr>
-          <w:p>
-            <w:r>
-              <w:rPr>
-                <w:sz w:val="21"/>
-              </w:rPr>
-              <w:t xml:space="preserve">정점 8개 이하</w:t>
-            </w:r>
-          </w:p>
-        </w:tc>
-        <w:tc>
-          <w:tcPr>
-            <w:shd w:val="clear" w:fill="EEF2F7"/>
-          </w:tcPr>
+          <w:p>
+            <w:r>
+              <w:rPr>
+                <w:sz w:val="21"/>
+              </w:rPr>
+              <w:t xml:space="preserve">정점 8개 이하 · 평면</w:t>
+            </w:r>
+          </w:p>
+        </w:tc>
+        <w:tc>
           <w:p>
             <w:r>
               <w:rPr>
@@ -1627,9 +1747,6 @@
           </w:p>
         </w:tc>
         <w:tc>
-          <w:tcPr>
-            <w:shd w:val="clear" w:fill="EEF2F7"/>
-          </w:tcPr>
           <w:p>
             <w:r>
               <w:rPr>
@@ -1643,6 +1760,48 @@
       <w:tr>
         <w:trPr/>
         <w:tc>
+          <w:tcPr>
+            <w:shd w:val="clear" w:fill="EEF2F7"/>
+          </w:tcPr>
+          <w:p>
+            <w:r>
+              <w:rPr>
+                <w:sz w:val="21"/>
+              </w:rPr>
+              <w:t xml:space="preserve">정점 8개 이하 · 비평면</w:t>
+            </w:r>
+          </w:p>
+        </w:tc>
+        <w:tc>
+          <w:tcPr>
+            <w:shd w:val="clear" w:fill="EEF2F7"/>
+          </w:tcPr>
+          <w:p>
+            <w:r>
+              <w:rPr>
+                <w:sz w:val="21"/>
+              </w:rPr>
+              <w:t xml:space="preserve">Liepa DP</w:t>
+            </w:r>
+          </w:p>
+        </w:tc>
+        <w:tc>
+          <w:tcPr>
+            <w:shd w:val="clear" w:fill="EEF2F7"/>
+          </w:tcPr>
+          <w:p>
+            <w:r>
+              <w:rPr>
+                <w:sz w:val="21"/>
+              </w:rPr>
+              <w:t xml:space="preserve">작은 구멍도 원뿔 대신 곡면을 따라 채움</w:t>
+            </w:r>
+          </w:p>
+        </w:tc>
+      </w:tr>
+      <w:tr>
+        <w:trPr/>
+        <w:tc>
           <w:p>
             <w:r>
               <w:rPr>
@@ -1684,20 +1843,20 @@
               <w:rPr>
                 <w:sz w:val="21"/>
               </w:rPr>
-              <w:t xml:space="preserve">정점 250개 이하</w:t>
-            </w:r>
-          </w:p>
-        </w:tc>
-        <w:tc>
-          <w:tcPr>
-            <w:shd w:val="clear" w:fill="EEF2F7"/>
-          </w:tcPr>
-          <w:p>
-            <w:r>
-              <w:rPr>
-                <w:sz w:val="21"/>
-              </w:rPr>
-              <w:t xml:space="preserve">Liepa 동적계획법</w:t>
+              <w:t xml:space="preserve">정점 9–250 · 비평면 루프</w:t>
+            </w:r>
+          </w:p>
+        </w:tc>
+        <w:tc>
+          <w:tcPr>
+            <w:shd w:val="clear" w:fill="EEF2F7"/>
+          </w:tcPr>
+          <w:p>
+            <w:r>
+              <w:rPr>
+                <w:sz w:val="21"/>
+              </w:rPr>
+              <w:t xml:space="preserve">Liepa DP + 세분</w:t>
             </w:r>
           </w:p>
         </w:tc>
@@ -1723,27 +1882,144 @@
               <w:rPr>
                 <w:sz w:val="21"/>
               </w:rPr>
+              <w:t xml:space="preserve">열린 사슬 · 큰 비평면</w:t>
+            </w:r>
+          </w:p>
+        </w:tc>
+        <w:tc>
+          <w:p>
+            <w:r>
+              <w:rPr>
+                <w:sz w:val="21"/>
+              </w:rPr>
+              <w:t xml:space="preserve">전진 전면</w:t>
+            </w:r>
+          </w:p>
+        </w:tc>
+        <w:tc>
+          <w:p>
+            <w:r>
+              <w:rPr>
+                <w:sz w:val="21"/>
+              </w:rPr>
+              <w:t xml:space="preserve">내각이 작은 귀부터 삼각형을 붙여 O(n³)을 피함</w:t>
+            </w:r>
+          </w:p>
+        </w:tc>
+      </w:tr>
+      <w:tr>
+        <w:trPr/>
+        <w:tc>
+          <w:tcPr>
+            <w:shd w:val="clear" w:fill="EEF2F7"/>
+          </w:tcPr>
+          <w:p>
+            <w:r>
+              <w:rPr>
+                <w:sz w:val="21"/>
+              </w:rPr>
+              <w:t xml:space="preserve">로컬이 못 닫은 테두리</w:t>
+            </w:r>
+          </w:p>
+        </w:tc>
+        <w:tc>
+          <w:tcPr>
+            <w:shd w:val="clear" w:fill="EEF2F7"/>
+          </w:tcPr>
+          <w:p>
+            <w:r>
+              <w:rPr>
+                <w:sz w:val="21"/>
+              </w:rPr>
+              <w:t xml:space="preserve">로컬 복셀 랩</w:t>
+            </w:r>
+          </w:p>
+        </w:tc>
+        <w:tc>
+          <w:tcPr>
+            <w:shd w:val="clear" w:fill="EEF2F7"/>
+          </w:tcPr>
+          <w:p>
+            <w:r>
+              <w:rPr>
+                <w:sz w:val="21"/>
+              </w:rPr>
+              <w:t xml:space="preserve">남은 테두리 AABB만 occupancy·플러드·마칭큐브</w:t>
+            </w:r>
+          </w:p>
+        </w:tc>
+      </w:tr>
+      <w:tr>
+        <w:trPr/>
+        <w:tc>
+          <w:p>
+            <w:r>
+              <w:rPr>
+                <w:sz w:val="21"/>
+              </w:rPr>
+              <w:t xml:space="preserve">남은 1-면이 시트에 겹침</w:t>
+            </w:r>
+          </w:p>
+        </w:tc>
+        <w:tc>
+          <w:p>
+            <w:r>
+              <w:rPr>
+                <w:sz w:val="21"/>
+              </w:rPr>
+              <w:t xml:space="preserve">여분 삭제 · 틈 띠</w:t>
+            </w:r>
+          </w:p>
+        </w:tc>
+        <w:tc>
+          <w:p>
+            <w:r>
+              <w:rPr>
+                <w:sz w:val="21"/>
+              </w:rPr>
+              <w:t xml:space="preserve">고립 여분은 지움. 활꼴은 새 정점만으로 잇고, 2-면에는 세 번째 면을 안 올림</w:t>
+            </w:r>
+          </w:p>
+        </w:tc>
+      </w:tr>
+      <w:tr>
+        <w:trPr/>
+        <w:tc>
+          <w:tcPr>
+            <w:shd w:val="clear" w:fill="EEF2F7"/>
+          </w:tcPr>
+          <w:p>
+            <w:r>
+              <w:rPr>
+                <w:sz w:val="21"/>
+              </w:rPr>
               <w:t xml:space="preserve">그 밖</w:t>
             </w:r>
           </w:p>
         </w:tc>
         <w:tc>
-          <w:p>
-            <w:r>
-              <w:rPr>
-                <w:sz w:val="21"/>
-              </w:rPr>
-              <w:t xml:space="preserve">평면 투영으로 폴백</w:t>
-            </w:r>
-          </w:p>
-        </w:tc>
-        <w:tc>
-          <w:p>
-            <w:r>
-              <w:rPr>
-                <w:sz w:val="21"/>
-              </w:rPr>
-              <w:t xml:space="preserve">세제곱 시간이라 응답성을 우선함</w:t>
+          <w:tcPr>
+            <w:shd w:val="clear" w:fill="EEF2F7"/>
+          </w:tcPr>
+          <w:p>
+            <w:r>
+              <w:rPr>
+                <w:sz w:val="21"/>
+              </w:rPr>
+              <w:t xml:space="preserve">부채꼴 폴백</w:t>
+            </w:r>
+          </w:p>
+        </w:tc>
+        <w:tc>
+          <w:tcPr>
+            <w:shd w:val="clear" w:fill="EEF2F7"/>
+          </w:tcPr>
+          <w:p>
+            <w:r>
+              <w:rPr>
+                <w:sz w:val="21"/>
+              </w:rPr>
+              <w:t xml:space="preserve">품질을 조금 포기하더라도 구멍이 남는 것보다는 낫기 때문</w:t>
             </w:r>
           </w:p>
         </w:tc>
@@ -1773,7 +2049,7 @@
           <w:b/>
           <w:sz w:val="28"/>
         </w:rPr>
-        <w:t xml:space="preserve">5.6 네 가지 메우기 전략</w:t>
+        <w:t xml:space="preserve">5.6 메우기 전략</w:t>
       </w:r>
     </w:p>
     <w:p>
@@ -1806,7 +2082,29 @@
         <w:rPr>
           <w:sz w:val="22"/>
         </w:rPr>
-        <w:t xml:space="preserve">Liepa 방식은 이웃 면과 이루는 최대 이면각을 먼저 최소화하고 같으면 넓이가 작은 쪽을 고르는 동적계획법입니다. 평면에서 크게 벗어난 테두리에서 주변 곡률을 이어받아 자연스러운 뚜껑을 만듭니다.</w:t>
+        <w:t xml:space="preserve">Liepa 방식은 이웃 면과 이루는 최대 이면각을 먼저 최소화하고 같으면 넓이가 작은 쪽을 고르는 동적계획법입니다. 정점 4개 이상 비평면 뚜껑은 주변 평균 에지보다 큰 삼각형의 무게중심에 Steiner 정점을 넣고, 내부 정점을 코탄젠트 가중 이중 라플라시안으로 풀어 주변 곡률을 잇습니다. 정점 8개 이상이고 조금 휘어진 구멍은 로컬 다조화 RBF의 제로 레벨로 Steiner를 한 번 더 투영합니다.</w:t>
+      </w:r>
+    </w:p>
+    <w:p>
+      <w:pPr>
+        <w:spacing w:after="160"/>
+      </w:pPr>
+      <w:r>
+        <w:rPr>
+          <w:sz w:val="22"/>
+        </w:rPr>
+        <w:t xml:space="preserve">전진 전면은 전면 정점의 내각을 재서 작은 귀부터 삼각형을 붙입니다. 9–400정점 비평면 구멍과 열린 사슬에 쓰고, 면이 둘인 에지를 만들면 그 각만 건너뛴 뒤 Liepa·평면·부채꼴로 넘어갑니다.</w:t>
+      </w:r>
+    </w:p>
+    <w:p>
+      <w:pPr>
+        <w:spacing w:after="160"/>
+      </w:pPr>
+      <w:r>
+        <w:rPr>
+          <w:sz w:val="22"/>
+        </w:rPr>
+        <w:t xml:space="preserve">로컬 복셀 랩은 로컬 삼각화가 못 닫고 남은 테두리의 AABB에만 격자를 깝니다. 근처 occupancy를 팽창하고 바깥을 플러드한 뒤 마칭큐브로 막을 뽑고, 원본에 달라붙은 면은 버리며 구멍 쪽 정점은 테두리에 스냅합니다. 모델 전체를 다시 만들지 않습니다.</w:t>
       </w:r>
     </w:p>
     <w:p>
@@ -1828,7 +2126,7 @@
         <w:rPr>
           <w:sz w:val="22"/>
         </w:rPr>
-        <w:t xml:space="preserve">어떤 전략이든 삼각형을 하나도 내놓지 못하면 부채꼴로 넘어갑니다. 자기교차하는 테두리처럼 병적인 입력에서 품질을 조금 포기하더라도 구멍이 남는 것보다는 낫기 때문입니다.</w:t>
+        <w:t xml:space="preserve">어떤 전략이든 삼각형을 하나도 내놓지 못하면 부채꼴로 넘어갑니다. 시각 부착 모드에서는 면이 둘인 에지에 걸리는 삼각형만 건너뛰고 패치 전체를 버리지는 않습니다. 뚜껑이 새 틈을 남기면 루프 집합이 줄지 않을 때까지 최대 네 번 반복하고, 그래도 남은 테두리만 로컬 복셀 랩으로 넘깁니다.</w:t>
       </w:r>
     </w:p>
     <w:p>
@@ -1841,7 +2139,42 @@
           <w:b/>
           <w:sz w:val="28"/>
         </w:rPr>
-        <w:t xml:space="preserve">5.7 검증과 채점</w:t>
+        <w:t xml:space="preserve">5.7 남은 찢김을 시트에 붙이기</w:t>
+      </w:r>
+    </w:p>
+    <w:p>
+      <w:pPr>
+        <w:spacing w:after="160"/>
+      </w:pPr>
+      <w:r>
+        <w:rPr>
+          <w:sz w:val="22"/>
+        </w:rPr>
+        <w:t xml:space="preserve">뚜껑을 붙인 뒤에도 면이 하나인 에지가 남을 수 있습니다. 고립된 여분 삼각형이 안쪽 면 위에 겹치면 지웁니다. 양 끝이 시트 정점이고 가운데만 떠 있는 변은 안쪽 면 위에 새 정점만 두고 얇은 띠로 잇습니다. 기존 연결을 쪼개 넣지 않으므로 2-면 에지에 세 번째 면이 올라가지 않습니다.</w:t>
+      </w:r>
+    </w:p>
+    <w:p>
+      <w:pPr>
+        <w:spacing w:after="160"/>
+      </w:pPr>
+      <w:r>
+        <w:rPr>
+          <w:sz w:val="22"/>
+        </w:rPr>
+        <w:t xml:space="preserve">시트에 붙어 보이는 1-면은 보정 후 화면에서 찢김 윤곽으로 그리지 않습니다. 아래 시트가 없는 창은 그대로 두고 붉은 선으로 남깁니다. 점수는 열린 경계 개수를 그대로 세므로, 붙어 보이는 자리와 채점 숫자가 어긋날 수 있습니다. 이 교환은 의도한 것입니다.</w:t>
+      </w:r>
+    </w:p>
+    <w:p>
+      <w:pPr>
+        <w:pStyle w:val="Heading2"/>
+        <w:spacing w:before="280" w:after="120"/>
+      </w:pPr>
+      <w:r>
+        <w:rPr>
+          <w:b/>
+          <w:sz w:val="28"/>
+        </w:rPr>
+        <w:t xml:space="preserve">5.8 검증과 채점</w:t>
       </w:r>
     </w:p>
     <w:p>
@@ -2847,7 +3180,7 @@
             <wp:cNvGraphicFramePr/>
             <a:graphic>
               <a:graphicData uri="http://schemas.openxmlformats.org/drawingml/2006/chart">
-                <c:chart xmlns:c="http://schemas.openxmlformats.org/drawingml/2006/chart" r:id="Rf60a1ed2d71c4b5b"/>
+                <c:chart xmlns:c="http://schemas.openxmlformats.org/drawingml/2006/chart" r:id="Rdc99b207671a44c2"/>
               </a:graphicData>
             </a:graphic>
           </wp:inline>
@@ -2982,7 +3315,7 @@
                     <pic:cNvPicPr/>
                   </pic:nvPicPr>
                   <pic:blipFill>
-                    <a:blip r:embed="Rdf891604b8874b90" cstate="print"/>
+                    <a:blip r:embed="R268cf5dc7474470e" cstate="print"/>
                     <a:stretch>
                       <a:fillRect/>
                     </a:stretch>
@@ -3039,7 +3372,7 @@
                     <pic:cNvPicPr/>
                   </pic:nvPicPr>
                   <pic:blipFill>
-                    <a:blip r:embed="Rb1156d0dfd6a40af" cstate="print"/>
+                    <a:blip r:embed="R9a7df2f81a4c488d" cstate="print"/>
                     <a:stretch>
                       <a:fillRect/>
                     </a:stretch>
@@ -3071,7 +3404,7 @@
           <w:color w:val="7C8593"/>
           <w:sz w:val="19"/>
         </w:rPr>
-        <w:t xml:space="preserve">그림 3. 보정 후. 새로 생성된 면이 청록색으로 구분되고 점수가 100점으로 올라간다.</w:t>
+        <w:t xml:space="preserve">그림 3. 보정 후. 새로 생성된 면이 청록색으로 구분되고 점수가 올라간다.</w:t>
       </w:r>
     </w:p>
     <w:p>
@@ -3096,7 +3429,7 @@
                     <pic:cNvPicPr/>
                   </pic:nvPicPr>
                   <pic:blipFill>
-                    <a:blip r:embed="Rd80320aa8c40478a" cstate="print"/>
+                    <a:blip r:embed="R4d0dc83ea37f4e3e" cstate="print"/>
                     <a:stretch>
                       <a:fillRect/>
                     </a:stretch>
@@ -3153,7 +3486,7 @@
                     <pic:cNvPicPr/>
                   </pic:nvPicPr>
                   <pic:blipFill>
-                    <a:blip r:embed="Ra2a787a0f35b48c1" cstate="print"/>
+                    <a:blip r:embed="Re02e00957604427d" cstate="print"/>
                     <a:stretch>
                       <a:fillRect/>
                     </a:stretch>
@@ -3210,7 +3543,7 @@
                     <pic:cNvPicPr/>
                   </pic:nvPicPr>
                   <pic:blipFill>
-                    <a:blip r:embed="R83c8a64f4b644e94" cstate="print"/>
+                    <a:blip r:embed="Rf9643d5fd9c8452e" cstate="print"/>
                     <a:stretch>
                       <a:fillRect/>
                     </a:stretch>
@@ -3255,7 +3588,7 @@
           <w:b/>
           <w:sz w:val="28"/>
         </w:rPr>
-        <w:t xml:space="preserve">6.5 Meshy와 Tripo 실측</w:t>
+        <w:t xml:space="preserve">6.5 3D AI 실측</w:t>
       </w:r>
     </w:p>
     <w:p>
@@ -3338,7 +3671,7 @@
                 <w:color w:val="FFFFFF"/>
                 <w:sz w:val="21"/>
               </w:rPr>
-              <w:t xml:space="preserve">Meshy 출력물</w:t>
+              <w:t xml:space="preserve">3D AI A 출력물</w:t>
             </w:r>
           </w:p>
         </w:tc>
@@ -3353,7 +3686,7 @@
                 <w:color w:val="FFFFFF"/>
                 <w:sz w:val="21"/>
               </w:rPr>
-              <w:t xml:space="preserve">Tripo 출력물</w:t>
+              <w:t xml:space="preserve">3D AI B 출력물</w:t>
             </w:r>
           </w:p>
         </w:tc>
@@ -3681,7 +4014,7 @@
         <w:rPr>
           <w:sz w:val="22"/>
         </w:rPr>
-        <w:t xml:space="preserve">두 모델 모두 완전 밀폐에 도달했지만, 비다양체 에지가 늘어난 폭이 크게 다릅니다. Tripo 출력물에서는 정점 42개짜리 테두리 두 개가 같은 자리에 겹쳐 잡혔는데, 표면이 이중으로 겹쳐 있는 지점이라 뚜껑도 두 겹으로 생겼습니다. 입력 자체의 병리이며 현재는 감지해 점수에 반영할 뿐 자동으로 정리하지는 않습니다.</w:t>
+        <w:t xml:space="preserve">두 모델 모두 완전 밀폐에 도달했지만, 비다양체 에지가 늘어난 폭이 크게 다릅니다. 3D AI B 출력물에서는 정점 42개짜리 테두리 두 개가 같은 자리에 겹쳐 잡혔는데, 표면이 이중으로 겹쳐 있는 지점이라 뚜껑도 두 겹으로 생겼습니다. 입력 자체의 병리이며 현재는 감지해 점수에 반영할 뿐 자동으로 정리하지는 않습니다.</w:t>
       </w:r>
     </w:p>
     <w:p>
@@ -4252,18 +4585,29 @@
         <w:rPr>
           <w:sz w:val="22"/>
         </w:rPr>
-        <w:t xml:space="preserve">면 셋이 공유하던 에지를 메우면 그 에지에 면이 하나 더 붙어 비다양체가 더 심해집니다. 표면을 닫는 것과 다양체로 만드는 것을 맞바꾼 셈입니다. 슬라이서 대부분이 비다양체보다 열린 경계에서 먼저 실패하므로 이 교환은 의도한 것이지만, 근본적으로는 비다양체 지점을 먼저 분리해 다양체로 만든 뒤 메우는 편이 낫습니다.</w:t>
-      </w:r>
-    </w:p>
-    <w:p>
-      <w:pPr>
-        <w:spacing w:after="160"/>
-      </w:pPr>
-      <w:r>
-        <w:rPr>
-          <w:sz w:val="22"/>
-        </w:rPr>
-        <w:t xml:space="preserve">겹쳐 있는 이중 표면은 같은 자리에 테두리가 두 벌 잡히고 뚜껑도 두 겹으로 생깁니다. 실제 Tripo 출력물에서 정점 42개짜리 테두리가 같은 위치에 두 개 잡히는 사례를 확인했습니다. 입력 자체의 병리라 현재는 감지해 점수에만 반영합니다.</w:t>
+        <w:t xml:space="preserve">면 셋이 공유하던 에지는 시트를 정점 복제로 먼저 찢고, 그래도 면이 둘인 자리에는 뚜껑을 붙이지 않습니다. 가짜 구멍을 메워 비다양체가 늘어나던 경로는 막았지만, 이미 있던 비다양체 정점까지 없애지는 않습니다.</w:t>
+      </w:r>
+    </w:p>
+    <w:p>
+      <w:pPr>
+        <w:spacing w:after="160"/>
+      </w:pPr>
+      <w:r>
+        <w:rPr>
+          <w:sz w:val="22"/>
+        </w:rPr>
+        <w:t xml:space="preserve">양 끝이 시트에 붙은 고립 1-면은 세 번째 면을 올리면 비다양체가 됩니다. 아래 시트가 보이면 띠로 잇고, 창처럼 아래가 비면 남겨 둡니다. 채점은 열린 경계를 그대로 세므로 붙어 보이는 자리와 점수가 어긋날 수 있습니다.</w:t>
+      </w:r>
+    </w:p>
+    <w:p>
+      <w:pPr>
+        <w:spacing w:after="160"/>
+      </w:pPr>
+      <w:r>
+        <w:rPr>
+          <w:sz w:val="22"/>
+        </w:rPr>
+        <w:t xml:space="preserve">겹쳐 있는 이중 표면에서 고립된 여분 면은 지우지만, 본 시트에 묶인 이중 표면까지 자동으로 합치지는 않습니다. 실제 3D AI B 출력물에서 같은 자리에 테두리가 두 벌 잡히는 사례를 확인했습니다.</w:t>
       </w:r>
     </w:p>
     <w:p>
@@ -4307,7 +4651,7 @@
         <w:rPr>
           <w:sz w:val="22"/>
         </w:rPr>
-        <w:t xml:space="preserve">Liepa 삼각화는 정점 250개를 넘는 테두리에서 평면 투영으로 넘어갑니다. 세제곱 시간이라 그 이상에서는 브라우저가 눈에 띄게 멈추기 때문입니다. 테두리를 미리 단순화한 뒤 삼각화하고 다시 세분하는 방식으로 상한을 올릴 수 있습니다.</w:t>
+        <w:t xml:space="preserve">중형 비평면 구멍은 전진 전면으로 메우고, Liepa는 작은 비평면에 남깁니다. 로컬이 못 닫은 테두리만 AABB 복셀 랩으로 넘기며, 모델 전체를 마칭큐브로 다시 만들지는 않습니다. 테두리를 미리 단순화한 뒤 삼각화하고 다시 세분하는 방식으로 상한을 더 올릴 수 있습니다.</w:t>
       </w:r>
     </w:p>
     <w:p>
@@ -4331,7 +4675,7 @@
         <w:rPr>
           <w:sz w:val="22"/>
         </w:rPr>
-        <w:t xml:space="preserve">메운 자리의 곡률을 주변과 더 매끄럽게 잇는 세분과 평활화 단계를 추가하는 것이 다음 목표입니다. 현재는 테두리 정점만으로 삼각화하므로 큰 구멍에서 면이 다소 평평하게 남습니다.</w:t>
+        <w:t xml:space="preserve">메운 자리의 곡률을 주변과 더 매끄럽게 잇는 세분과 평활화는 이미 비평면 뚜껑에 들어가 있습니다. 남은 과제는 사슬처럼 이어진 1-면을 띠로 붙일 때 응답 시간을 줄이는 것과, 창처럼 아래가 빈 자리를 구멍으로 다시 분류하는 일입니다.</w:t>
       </w:r>
     </w:p>
     <w:p>
@@ -4442,7 +4786,7 @@
               <w:rPr>
                 <w:sz w:val="21"/>
               </w:rPr>
-              <w:t xml:space="preserve">Tripo3D</w:t>
+              <w:t xml:space="preserve">3D AI</w:t>
             </w:r>
           </w:p>
         </w:tc>
@@ -4468,37 +4812,14 @@
               <w:rPr>
                 <w:sz w:val="21"/>
               </w:rPr>
-              <w:t xml:space="preserve">Meshy AI</w:t>
-            </w:r>
-          </w:p>
-        </w:tc>
-        <w:tc>
-          <w:tcPr>
-            <w:shd w:val="clear" w:fill="EEF2F7"/>
-          </w:tcPr>
-          <w:p>
-            <w:r>
-              <w:rPr>
-                <w:sz w:val="21"/>
-              </w:rPr>
-              <w:t xml:space="preserve">비교 대상 3D 모델 생성 및 출력 특성 관찰</w:t>
-            </w:r>
-          </w:p>
-        </w:tc>
-      </w:tr>
-      <w:tr>
-        <w:trPr/>
-        <w:tc>
-          <w:p>
-            <w:r>
-              <w:rPr>
-                <w:sz w:val="21"/>
-              </w:rPr>
               <w:t xml:space="preserve">ChatGPT · Claude</w:t>
             </w:r>
           </w:p>
         </w:tc>
         <w:tc>
+          <w:tcPr>
+            <w:shd w:val="clear" w:fill="EEF2F7"/>
+          </w:tcPr>
           <w:p>
             <w:r>
               <w:rPr>
@@ -4512,9 +4833,6 @@
       <w:tr>
         <w:trPr/>
         <w:tc>
-          <w:tcPr>
-            <w:shd w:val="clear" w:fill="EEF2F7"/>
-          </w:tcPr>
           <w:p>
             <w:r>
               <w:rPr>
@@ -4525,9 +4843,6 @@
           </w:p>
         </w:tc>
         <w:tc>
-          <w:tcPr>
-            <w:shd w:val="clear" w:fill="EEF2F7"/>
-          </w:tcPr>
           <w:p>
             <w:r>
               <w:rPr>
@@ -4541,6 +4856,9 @@
       <w:tr>
         <w:trPr/>
         <w:tc>
+          <w:tcPr>
+            <w:shd w:val="clear" w:fill="EEF2F7"/>
+          </w:tcPr>
           <w:p>
             <w:r>
               <w:rPr>
@@ -4551,6 +4869,9 @@
           </w:p>
         </w:tc>
         <w:tc>
+          <w:tcPr>
+            <w:shd w:val="clear" w:fill="EEF2F7"/>
+          </w:tcPr>
           <w:p>
             <w:r>
               <w:rPr>
@@ -4608,7 +4929,7 @@
         <w:rPr>
           <w:sz w:val="22"/>
         </w:rPr>
-        <w:t xml:space="preserve">대화형 AI는 연구 설계 검토와 문헌 조사, 코드 리뷰에 보조 수단으로 활용했습니다. 알고리즘의 정확성은 AI의 응답이 아니라 단위 테스트로 검증했습니다. 저장소에는 43개의 테스트가 있으며, 5장에서 설명한 처리 순서의 근거도 절제 실험 형태의 테스트로 고정해 두어 순서를 되돌리면 테스트가 실패합니다.</w:t>
+        <w:t xml:space="preserve">대화형 AI는 연구 설계 검토와 문헌 조사, 코드 리뷰에 보조 수단으로 활용했습니다. 알고리즘의 정확성은 AI의 응답이 아니라 단위 테스트로 검증했습니다. 5장에서 설명한 처리 순서의 근거도 절제 실험 형태의 테스트로 고정해 두어 순서를 되돌리면 테스트가 실패합니다.</w:t>
       </w:r>
     </w:p>
     <w:p>
@@ -4878,7 +5199,7 @@
               <w:rPr>
                 <w:sz w:val="21"/>
               </w:rPr>
-              <w:t xml:space="preserve">코어 알고리즘 단위 테스트 43개 실행</w:t>
+              <w:t xml:space="preserve">코어 알고리즘 단위 테스트 실행</w:t>
             </w:r>
           </w:p>
         </w:tc>
@@ -4984,7 +5305,7 @@
         <w:rPr>
           <w:sz w:val="22"/>
         </w:rPr>
-        <w:t xml:space="preserve">박정훈 (202413032, 게임콘텐츠스쿨) Cap 보정 및 메시 최적화 연구</w:t>
+        <w:t xml:space="preserve">박정훈 (202413032, 게임콘텐츠스쿨) 구멍 메우기 및 남은 찢김 부착</w:t>
       </w:r>
     </w:p>
     <w:p>
@@ -5023,8 +5344,8 @@
       </w:r>
     </w:p>
     <w:sectPr>
-      <w:footerReference w:type="default" r:id="R5a8e8a9e1cb54e3a"/>
-      <w:footerReference w:type="first" r:id="Rf8b1e5464ce245ab"/>
+      <w:footerReference w:type="default" r:id="R48e1e4df555f40a5"/>
+      <w:footerReference w:type="first" r:id="Raabe70cea2e44a02"/>
       <w:pgSz w:w="11906" w:h="16838"/>
       <w:pgMar w:top="1440" w:right="1440" w:bottom="1440" w:left="1440"/>
       <w:titlePg/>
